--- a/report/05_220kV新能源汇集变电所_答辩问题清单.docx
+++ b/report/05_220kV新能源汇集变电所_答辩问题清单.docx
@@ -13,7 +13,7 @@
           <w:noProof/>
         </w:rPr>
         <w:drawing>
-          <wp:inline distT="0" distB="0" distL="0" distR="0" wp14:anchorId="67E58CE7" wp14:editId="6C5B74B9">
+          <wp:inline distT="0" distB="0" distL="0" distR="0" wp14:anchorId="1694ADC4" wp14:editId="60DAEA07">
             <wp:extent cx="936000" cy="873600"/>
             <wp:effectExtent l="0" t="0" r="0" b="0"/>
             <wp:docPr id="1" name="Picture 1" descr="学校校徽" title="学校校徽"/>
@@ -60,7 +60,7 @@
           <w:noProof/>
         </w:rPr>
         <w:drawing>
-          <wp:inline distT="0" distB="0" distL="0" distR="0" wp14:anchorId="0B99D240" wp14:editId="27238A3D">
+          <wp:inline distT="0" distB="0" distL="0" distR="0" wp14:anchorId="495106BA" wp14:editId="447BF4E5">
             <wp:extent cx="3060000" cy="715172"/>
             <wp:effectExtent l="0" t="0" r="0" b="0"/>
             <wp:docPr id="2" name="Picture 2" descr="学校名称书法标识" title="学校名称书法标识"/>
@@ -887,6 +887,7 @@
     </w:p>
     <w:p>
       <w:pPr>
+        <w:snapToGrid w:val="0"/>
         <w:spacing w:line="20" w:lineRule="exact"/>
         <w:ind w:firstLine="480"/>
         <w:sectPr>
@@ -1063,7 +1064,35 @@
           <w:rFonts w:cs="Times New Roman"/>
           <w:color w:val="000000"/>
         </w:rPr>
-        <w:t>单母线分段，正常母联断开；</w:t>
+        <w:t>单母线分段；</w:t>
+      </w:r>
+      <w:r>
+        <w:rPr>
+          <w:rFonts w:cs="Times New Roman"/>
+          <w:color w:val="000000"/>
+        </w:rPr>
+        <w:t>220kV</w:t>
+      </w:r>
+      <w:r>
+        <w:rPr>
+          <w:rFonts w:cs="Times New Roman"/>
+          <w:color w:val="000000"/>
+        </w:rPr>
+        <w:t>分段断路器、</w:t>
+      </w:r>
+      <w:r>
+        <w:rPr>
+          <w:rFonts w:cs="Times New Roman"/>
+          <w:color w:val="000000"/>
+        </w:rPr>
+        <w:t>35/10kV</w:t>
+      </w:r>
+      <w:r>
+        <w:rPr>
+          <w:rFonts w:cs="Times New Roman"/>
+          <w:color w:val="000000"/>
+        </w:rPr>
+        <w:t>母联正常断开，</w:t>
       </w:r>
       <w:r>
         <w:rPr>
@@ -1077,7 +1106,7 @@
           <w:rFonts w:cs="Times New Roman"/>
           <w:color w:val="000000"/>
         </w:rPr>
-        <w:t>采用单母线分段，正常母联闭合并由一台</w:t>
+        <w:t>母联闭合并由一台</w:t>
       </w:r>
       <w:r>
         <w:rPr>
@@ -1252,6 +1281,62 @@
           <w:rFonts w:cs="Times New Roman"/>
           <w:color w:val="000000"/>
         </w:rPr>
+        <w:t>35/10kV</w:t>
+      </w:r>
+      <w:r>
+        <w:rPr>
+          <w:rFonts w:cs="Times New Roman"/>
+          <w:color w:val="000000"/>
+        </w:rPr>
+        <w:t>每段配置</w:t>
+      </w:r>
+      <w:r>
+        <w:rPr>
+          <w:rFonts w:cs="Times New Roman"/>
+          <w:color w:val="000000"/>
+        </w:rPr>
+        <w:t>ZN</w:t>
+      </w:r>
+      <w:r>
+        <w:rPr>
+          <w:rFonts w:cs="Times New Roman"/>
+          <w:color w:val="000000"/>
+        </w:rPr>
+        <w:t>接地变</w:t>
+      </w:r>
+      <w:r>
+        <w:rPr>
+          <w:rFonts w:cs="Times New Roman"/>
+          <w:color w:val="000000"/>
+        </w:rPr>
+        <w:t>+</w:t>
+      </w:r>
+      <w:r>
+        <w:rPr>
+          <w:rFonts w:cs="Times New Roman"/>
+          <w:color w:val="000000"/>
+        </w:rPr>
+        <w:t>低电阻，母联转供时仅保留健康侧</w:t>
+      </w:r>
+      <w:r>
+        <w:rPr>
+          <w:rFonts w:cs="Times New Roman"/>
+          <w:color w:val="000000"/>
+        </w:rPr>
+        <w:t>1</w:t>
+      </w:r>
+      <w:r>
+        <w:rPr>
+          <w:rFonts w:cs="Times New Roman"/>
+          <w:color w:val="000000"/>
+        </w:rPr>
+        <w:t>套接地源。</w:t>
+      </w:r>
+      <w:r>
+        <w:rPr>
+          <w:rFonts w:cs="Times New Roman"/>
+          <w:color w:val="000000"/>
+        </w:rPr>
         <w:t>220kV</w:t>
       </w:r>
       <w:r>
@@ -1273,7 +1358,21 @@
           <w:rFonts w:cs="Times New Roman"/>
           <w:color w:val="000000"/>
         </w:rPr>
-        <w:t>，并完成主接线、平面和典型断面三张课程设计底图。</w:t>
+        <w:t>，并完成三张必交图和</w:t>
+      </w:r>
+      <w:r>
+        <w:rPr>
+          <w:rFonts w:cs="Times New Roman"/>
+          <w:color w:val="000000"/>
+        </w:rPr>
+        <w:t>SEC-220-L1-01</w:t>
+      </w:r>
+      <w:r>
+        <w:rPr>
+          <w:rFonts w:cs="Times New Roman"/>
+          <w:color w:val="000000"/>
+        </w:rPr>
+        <w:t>线路间隔增强详图，共四张课程设计底图。</w:t>
       </w:r>
     </w:p>
     <w:p>
@@ -1572,31 +1671,47 @@
           <w:color w:val="000000"/>
           <w:sz w:val="23"/>
         </w:rPr>
-        <w:t>220kV</w:t>
-      </w:r>
-      <w:r>
-        <w:rPr>
-          <w:rFonts w:cs="Times New Roman"/>
-          <w:color w:val="000000"/>
-          <w:sz w:val="23"/>
-        </w:rPr>
-        <w:t>户外</w:t>
-      </w:r>
-      <w:r>
-        <w:rPr>
-          <w:rFonts w:cs="Times New Roman"/>
-          <w:color w:val="000000"/>
-          <w:sz w:val="23"/>
-        </w:rPr>
-        <w:t>AIS</w:t>
-      </w:r>
-      <w:r>
-        <w:rPr>
-          <w:rFonts w:cs="Times New Roman"/>
-          <w:color w:val="000000"/>
-          <w:sz w:val="23"/>
-        </w:rPr>
-        <w:t>与课程净距。</w:t>
+        <w:t>CT/PT/ZCT</w:t>
+      </w:r>
+      <w:r>
+        <w:rPr>
+          <w:rFonts w:cs="Times New Roman"/>
+          <w:color w:val="000000"/>
+          <w:sz w:val="23"/>
+        </w:rPr>
+        <w:t>、</w:t>
+      </w:r>
+      <w:r>
+        <w:rPr>
+          <w:rFonts w:cs="Times New Roman"/>
+          <w:color w:val="000000"/>
+          <w:sz w:val="23"/>
+        </w:rPr>
+        <w:t>MOA</w:t>
+      </w:r>
+      <w:r>
+        <w:rPr>
+          <w:rFonts w:cs="Times New Roman"/>
+          <w:color w:val="000000"/>
+          <w:sz w:val="23"/>
+        </w:rPr>
+        <w:t>、母线</w:t>
+      </w:r>
+      <w:r>
+        <w:rPr>
+          <w:rFonts w:cs="Times New Roman"/>
+          <w:color w:val="000000"/>
+          <w:sz w:val="23"/>
+        </w:rPr>
+        <w:t>/</w:t>
+      </w:r>
+      <w:r>
+        <w:rPr>
+          <w:rFonts w:cs="Times New Roman"/>
+          <w:color w:val="000000"/>
+          <w:sz w:val="23"/>
+        </w:rPr>
+        <w:t>绝缘、接地设备包及不设限流电抗器等结论。</w:t>
       </w:r>
     </w:p>
     <w:p>
@@ -1649,6 +1764,7 @@
     <w:p>
       <w:pPr>
         <w:pStyle w:val="aa"/>
+        <w:keepLines/>
         <w:numPr>
           <w:ilvl w:val="0"/>
           <w:numId w:val="1"/>
@@ -1667,6 +1783,7 @@
     <w:p>
       <w:pPr>
         <w:pStyle w:val="aa"/>
+        <w:keepLines/>
         <w:numPr>
           <w:ilvl w:val="0"/>
           <w:numId w:val="1"/>
@@ -1685,6 +1802,7 @@
     <w:p>
       <w:pPr>
         <w:pStyle w:val="aa"/>
+        <w:keepLines/>
         <w:numPr>
           <w:ilvl w:val="0"/>
           <w:numId w:val="1"/>
@@ -1715,6 +1833,7 @@
     <w:p>
       <w:pPr>
         <w:pStyle w:val="aa"/>
+        <w:keepLines/>
         <w:numPr>
           <w:ilvl w:val="0"/>
           <w:numId w:val="1"/>
@@ -1789,6 +1908,7 @@
     <w:p>
       <w:pPr>
         <w:pStyle w:val="aa"/>
+        <w:keepLines/>
         <w:numPr>
           <w:ilvl w:val="0"/>
           <w:numId w:val="1"/>
@@ -1877,6 +1997,7 @@
     <w:p>
       <w:pPr>
         <w:pStyle w:val="aa"/>
+        <w:keepLines/>
         <w:numPr>
           <w:ilvl w:val="0"/>
           <w:numId w:val="1"/>
@@ -1943,6 +2064,7 @@
     <w:p>
       <w:pPr>
         <w:pStyle w:val="aa"/>
+        <w:keepLines/>
         <w:numPr>
           <w:ilvl w:val="0"/>
           <w:numId w:val="1"/>
@@ -2025,6 +2147,7 @@
     <w:p>
       <w:pPr>
         <w:pStyle w:val="aa"/>
+        <w:keepLines/>
         <w:numPr>
           <w:ilvl w:val="0"/>
           <w:numId w:val="1"/>
@@ -2067,6 +2190,7 @@
     <w:p>
       <w:pPr>
         <w:pStyle w:val="aa"/>
+        <w:keepLines/>
         <w:numPr>
           <w:ilvl w:val="0"/>
           <w:numId w:val="1"/>
@@ -2101,6 +2225,7 @@
     <w:p>
       <w:pPr>
         <w:pStyle w:val="aa"/>
+        <w:keepLines/>
         <w:numPr>
           <w:ilvl w:val="0"/>
           <w:numId w:val="1"/>
@@ -2122,21 +2247,22 @@
         <w:ind w:right="240"/>
       </w:pPr>
       <w:r>
-        <w:t xml:space="preserve">5. </w:t>
-      </w:r>
-      <w:r>
-        <w:t>为什么</w:t>
-      </w:r>
-      <w:r>
-        <w:t>0.4kV</w:t>
-      </w:r>
-      <w:r>
-        <w:t>母联正常闭合？</w:t>
+        <w:t>5. 35kV</w:t>
+      </w:r>
+      <w:r>
+        <w:t>或</w:t>
+      </w:r>
+      <w:r>
+        <w:t>10kV</w:t>
+      </w:r>
+      <w:r>
+        <w:t>母联事故转供时，接地源怎样切换？</w:t>
       </w:r>
     </w:p>
     <w:p>
       <w:pPr>
         <w:pStyle w:val="aa"/>
+        <w:keepLines/>
         <w:numPr>
           <w:ilvl w:val="0"/>
           <w:numId w:val="1"/>
@@ -2149,12 +2275,45 @@
           <w:color w:val="000000"/>
           <w:sz w:val="23"/>
         </w:rPr>
-        <w:t>所用变采用暗备用，正常只运行一台，闭合母联后该台可同时带两段低压母线。</w:t>
+        <w:t>正常分列时每个独立带电母线段各投入</w:t>
+      </w:r>
+      <w:r>
+        <w:rPr>
+          <w:rFonts w:cs="Times New Roman"/>
+          <w:color w:val="000000"/>
+          <w:sz w:val="23"/>
+        </w:rPr>
+        <w:t>1</w:t>
+      </w:r>
+      <w:r>
+        <w:rPr>
+          <w:rFonts w:cs="Times New Roman"/>
+          <w:color w:val="000000"/>
+          <w:sz w:val="23"/>
+        </w:rPr>
+        <w:t>套接地变</w:t>
+      </w:r>
+      <w:r>
+        <w:rPr>
+          <w:rFonts w:cs="Times New Roman"/>
+          <w:color w:val="000000"/>
+          <w:sz w:val="23"/>
+        </w:rPr>
+        <w:t>+</w:t>
+      </w:r>
+      <w:r>
+        <w:rPr>
+          <w:rFonts w:cs="Times New Roman"/>
+          <w:color w:val="000000"/>
+          <w:sz w:val="23"/>
+        </w:rPr>
+        <w:t>低电阻。</w:t>
       </w:r>
     </w:p>
     <w:p>
       <w:pPr>
         <w:pStyle w:val="aa"/>
+        <w:keepLines/>
         <w:numPr>
           <w:ilvl w:val="0"/>
           <w:numId w:val="1"/>
@@ -2167,30 +2326,29 @@
           <w:color w:val="000000"/>
           <w:sz w:val="23"/>
         </w:rPr>
-        <w:t>另一台所用变及其进线保持断开；切换时先隔离故障进线，再投入备用进线，防止并列。</w:t>
+        <w:t>母联合闸前先退出受电侧或故障侧接地源，只保留健康电源侧</w:t>
+      </w:r>
+      <w:r>
+        <w:rPr>
+          <w:rFonts w:cs="Times New Roman"/>
+          <w:color w:val="000000"/>
+          <w:sz w:val="23"/>
+        </w:rPr>
+        <w:t>1</w:t>
+      </w:r>
+      <w:r>
+        <w:rPr>
+          <w:rFonts w:cs="Times New Roman"/>
+          <w:color w:val="000000"/>
+          <w:sz w:val="23"/>
+        </w:rPr>
+        <w:t>套；联锁禁止母联闭合且两套同时投入。</w:t>
       </w:r>
     </w:p>
     <w:p>
       <w:pPr>
-        <w:pStyle w:val="2"/>
-        <w:ind w:right="240"/>
-      </w:pPr>
-      <w:r>
-        <w:t xml:space="preserve">6. </w:t>
-      </w:r>
-      <w:r>
-        <w:t>为什么另设</w:t>
-      </w:r>
-      <w:r>
-        <w:t>35/10.5kV T10</w:t>
-      </w:r>
-      <w:r>
-        <w:t>，而不用三绕组主变？</w:t>
-      </w:r>
-    </w:p>
-    <w:p>
-      <w:pPr>
         <w:pStyle w:val="aa"/>
+        <w:keepLines/>
         <w:numPr>
           <w:ilvl w:val="0"/>
           <w:numId w:val="1"/>
@@ -2203,60 +2361,47 @@
           <w:color w:val="000000"/>
           <w:sz w:val="23"/>
         </w:rPr>
-        <w:t>任务书给出了</w:t>
-      </w:r>
-      <w:r>
-        <w:rPr>
-          <w:rFonts w:cs="Times New Roman"/>
-          <w:color w:val="000000"/>
-          <w:sz w:val="23"/>
-        </w:rPr>
-        <w:t>220/35kV</w:t>
-      </w:r>
-      <w:r>
-        <w:rPr>
-          <w:rFonts w:cs="Times New Roman"/>
-          <w:color w:val="000000"/>
-          <w:sz w:val="23"/>
-        </w:rPr>
-        <w:t>双绕组和</w:t>
-      </w:r>
-      <w:r>
-        <w:rPr>
-          <w:rFonts w:cs="Times New Roman"/>
-          <w:color w:val="000000"/>
-          <w:sz w:val="23"/>
-        </w:rPr>
-        <w:t>35/10.5kV</w:t>
-      </w:r>
-      <w:r>
-        <w:rPr>
-          <w:rFonts w:cs="Times New Roman"/>
-          <w:color w:val="000000"/>
-          <w:sz w:val="23"/>
-        </w:rPr>
-        <w:t>变压器阻抗，独立</w:t>
-      </w:r>
-      <w:r>
-        <w:rPr>
-          <w:rFonts w:cs="Times New Roman"/>
-          <w:color w:val="000000"/>
-          <w:sz w:val="23"/>
-        </w:rPr>
-        <w:t>T10</w:t>
-      </w:r>
-      <w:r>
-        <w:rPr>
-          <w:rFonts w:cs="Times New Roman"/>
-          <w:color w:val="000000"/>
-          <w:sz w:val="23"/>
-        </w:rPr>
-        <w:t>与给定资料一致。</w:t>
+        <w:t>母联断开、两段恢复独立供电后，再恢复每段各</w:t>
+      </w:r>
+      <w:r>
+        <w:rPr>
+          <w:rFonts w:cs="Times New Roman"/>
+          <w:color w:val="000000"/>
+          <w:sz w:val="23"/>
+        </w:rPr>
+        <w:t>1</w:t>
+      </w:r>
+      <w:r>
+        <w:rPr>
+          <w:rFonts w:cs="Times New Roman"/>
+          <w:color w:val="000000"/>
+          <w:sz w:val="23"/>
+        </w:rPr>
+        <w:t>套，否则两套低电阻并联会改变目标接地故障电流和保护配合。</w:t>
       </w:r>
     </w:p>
     <w:p>
       <w:pPr>
+        <w:pStyle w:val="2"/>
+        <w:ind w:right="240"/>
+      </w:pPr>
+      <w:r>
+        <w:t xml:space="preserve">6. </w:t>
+      </w:r>
+      <w:r>
+        <w:t>为什么</w:t>
+      </w:r>
+      <w:r>
+        <w:t>0.4kV</w:t>
+      </w:r>
+      <w:r>
+        <w:t>母联正常闭合？</w:t>
+      </w:r>
+    </w:p>
+    <w:p>
+      <w:pPr>
         <w:pStyle w:val="aa"/>
+        <w:keepLines/>
         <w:numPr>
           <w:ilvl w:val="0"/>
           <w:numId w:val="1"/>
@@ -2269,60 +2414,13 @@
           <w:color w:val="000000"/>
           <w:sz w:val="23"/>
         </w:rPr>
-        <w:t>独立</w:t>
-      </w:r>
-      <w:r>
-        <w:rPr>
-          <w:rFonts w:cs="Times New Roman"/>
-          <w:color w:val="000000"/>
-          <w:sz w:val="23"/>
-        </w:rPr>
-        <w:t>T10</w:t>
-      </w:r>
-      <w:r>
-        <w:rPr>
-          <w:rFonts w:cs="Times New Roman"/>
-          <w:color w:val="000000"/>
-          <w:sz w:val="23"/>
-        </w:rPr>
-        <w:t>可限制</w:t>
-      </w:r>
-      <w:r>
-        <w:rPr>
-          <w:rFonts w:cs="Times New Roman"/>
-          <w:color w:val="000000"/>
-          <w:sz w:val="23"/>
-        </w:rPr>
-        <w:t>10kV</w:t>
-      </w:r>
-      <w:r>
-        <w:rPr>
-          <w:rFonts w:cs="Times New Roman"/>
-          <w:color w:val="000000"/>
-          <w:sz w:val="23"/>
-        </w:rPr>
-        <w:t>短路电流，并使</w:t>
-      </w:r>
-      <w:r>
-        <w:rPr>
-          <w:rFonts w:cs="Times New Roman"/>
-          <w:color w:val="000000"/>
-          <w:sz w:val="23"/>
-        </w:rPr>
-        <w:t>10kV</w:t>
-      </w:r>
-      <w:r>
-        <w:rPr>
-          <w:rFonts w:cs="Times New Roman"/>
-          <w:color w:val="000000"/>
-          <w:sz w:val="23"/>
-        </w:rPr>
-        <w:t>故障不直接迫使主变退出。</w:t>
+        <w:t>所用变采用暗备用，正常只运行一台，闭合母联后该台可同时带两段低压母线。</w:t>
       </w:r>
     </w:p>
     <w:p>
       <w:pPr>
         <w:pStyle w:val="aa"/>
+        <w:keepLines/>
         <w:numPr>
           <w:ilvl w:val="0"/>
           <w:numId w:val="1"/>
@@ -2335,63 +2433,7 @@
           <w:color w:val="000000"/>
           <w:sz w:val="23"/>
         </w:rPr>
-        <w:t>2×31.5MVA</w:t>
-      </w:r>
-      <w:r>
-        <w:rPr>
-          <w:rFonts w:cs="Times New Roman"/>
-          <w:color w:val="000000"/>
-          <w:sz w:val="23"/>
-        </w:rPr>
-        <w:t>还能在</w:t>
-      </w:r>
-      <w:r>
-        <w:rPr>
-          <w:rFonts w:cs="Times New Roman"/>
-          <w:color w:val="000000"/>
-          <w:sz w:val="23"/>
-        </w:rPr>
-        <w:t>N-1</w:t>
-      </w:r>
-      <w:r>
-        <w:rPr>
-          <w:rFonts w:cs="Times New Roman"/>
-          <w:color w:val="000000"/>
-          <w:sz w:val="23"/>
-        </w:rPr>
-        <w:t>下承担两套</w:t>
-      </w:r>
-      <w:r>
-        <w:rPr>
-          <w:rFonts w:cs="Times New Roman"/>
-          <w:color w:val="000000"/>
-          <w:sz w:val="23"/>
-        </w:rPr>
-        <w:t>SVG</w:t>
-      </w:r>
-      <w:r>
-        <w:rPr>
-          <w:rFonts w:cs="Times New Roman"/>
-          <w:color w:val="000000"/>
-          <w:sz w:val="23"/>
-        </w:rPr>
-        <w:t>最严吸收工况，负载率约</w:t>
-      </w:r>
-      <w:r>
-        <w:rPr>
-          <w:rFonts w:cs="Times New Roman"/>
-          <w:color w:val="000000"/>
-          <w:sz w:val="23"/>
-        </w:rPr>
-        <w:t>79.17%</w:t>
-      </w:r>
-      <w:r>
-        <w:rPr>
-          <w:rFonts w:cs="Times New Roman"/>
-          <w:color w:val="000000"/>
-          <w:sz w:val="23"/>
-        </w:rPr>
-        <w:t>。</w:t>
+        <w:t>另一台所用变及其进线保持断开；切换时先隔离故障进线，再投入备用进线，防止并列。</w:t>
       </w:r>
     </w:p>
     <w:p>
@@ -2400,21 +2442,22 @@
         <w:ind w:right="240"/>
       </w:pPr>
       <w:r>
-        <w:t>7. SVG</w:t>
-      </w:r>
-      <w:r>
-        <w:t>容量为什么选</w:t>
-      </w:r>
-      <w:r>
-        <w:t>2×±12Mvar</w:t>
-      </w:r>
-      <w:r>
-        <w:t>？</w:t>
+        <w:t xml:space="preserve">7. </w:t>
+      </w:r>
+      <w:r>
+        <w:t>为什么另设</w:t>
+      </w:r>
+      <w:r>
+        <w:t>35/10.5kV T10</w:t>
+      </w:r>
+      <w:r>
+        <w:t>，而不用三绕组主变？</w:t>
       </w:r>
     </w:p>
     <w:p>
       <w:pPr>
         <w:pStyle w:val="aa"/>
+        <w:keepLines/>
         <w:numPr>
           <w:ilvl w:val="0"/>
           <w:numId w:val="1"/>
@@ -2427,60 +2470,61 @@
           <w:color w:val="000000"/>
           <w:sz w:val="23"/>
         </w:rPr>
-        <w:t>目标功率因数</w:t>
-      </w:r>
-      <w:r>
-        <w:rPr>
-          <w:rFonts w:cs="Times New Roman"/>
-          <w:color w:val="000000"/>
-          <w:sz w:val="23"/>
-        </w:rPr>
-        <w:t>0.98</w:t>
-      </w:r>
-      <w:r>
-        <w:rPr>
-          <w:rFonts w:cs="Times New Roman"/>
-          <w:color w:val="000000"/>
-          <w:sz w:val="23"/>
-        </w:rPr>
-        <w:t>，保守计入</w:t>
-      </w:r>
-      <w:r>
-        <w:rPr>
-          <w:rFonts w:cs="Times New Roman"/>
-          <w:color w:val="000000"/>
-          <w:sz w:val="23"/>
-        </w:rPr>
-        <w:t>10kV</w:t>
-      </w:r>
-      <w:r>
-        <w:rPr>
-          <w:rFonts w:cs="Times New Roman"/>
-          <w:color w:val="000000"/>
-          <w:sz w:val="23"/>
-        </w:rPr>
-        <w:t>辅助无功后需</w:t>
-      </w:r>
-      <w:r>
-        <w:rPr>
-          <w:rFonts w:cs="Times New Roman"/>
-          <w:color w:val="000000"/>
-          <w:sz w:val="23"/>
-        </w:rPr>
-        <w:t>21.8875Mvar</w:t>
-      </w:r>
-      <w:r>
-        <w:rPr>
-          <w:rFonts w:cs="Times New Roman"/>
-          <w:color w:val="000000"/>
-          <w:sz w:val="23"/>
-        </w:rPr>
-        <w:t>。</w:t>
+        <w:t>任务书给出了</w:t>
+      </w:r>
+      <w:r>
+        <w:rPr>
+          <w:rFonts w:cs="Times New Roman"/>
+          <w:color w:val="000000"/>
+          <w:sz w:val="23"/>
+        </w:rPr>
+        <w:t>220/35kV</w:t>
+      </w:r>
+      <w:r>
+        <w:rPr>
+          <w:rFonts w:cs="Times New Roman"/>
+          <w:color w:val="000000"/>
+          <w:sz w:val="23"/>
+        </w:rPr>
+        <w:t>双绕组和</w:t>
+      </w:r>
+      <w:r>
+        <w:rPr>
+          <w:rFonts w:cs="Times New Roman"/>
+          <w:color w:val="000000"/>
+          <w:sz w:val="23"/>
+        </w:rPr>
+        <w:t>35/10.5kV</w:t>
+      </w:r>
+      <w:r>
+        <w:rPr>
+          <w:rFonts w:cs="Times New Roman"/>
+          <w:color w:val="000000"/>
+          <w:sz w:val="23"/>
+        </w:rPr>
+        <w:t>变压器阻抗，独立</w:t>
+      </w:r>
+      <w:r>
+        <w:rPr>
+          <w:rFonts w:cs="Times New Roman"/>
+          <w:color w:val="000000"/>
+          <w:sz w:val="23"/>
+        </w:rPr>
+        <w:t>T10</w:t>
+      </w:r>
+      <w:r>
+        <w:rPr>
+          <w:rFonts w:cs="Times New Roman"/>
+          <w:color w:val="000000"/>
+          <w:sz w:val="23"/>
+        </w:rPr>
+        <w:t>与给定资料一致。</w:t>
       </w:r>
     </w:p>
     <w:p>
       <w:pPr>
         <w:pStyle w:val="aa"/>
+        <w:keepLines/>
         <w:numPr>
           <w:ilvl w:val="0"/>
           <w:numId w:val="1"/>
@@ -2493,60 +2537,61 @@
           <w:color w:val="000000"/>
           <w:sz w:val="23"/>
         </w:rPr>
-        <w:t>选</w:t>
-      </w:r>
-      <w:r>
-        <w:rPr>
-          <w:rFonts w:cs="Times New Roman"/>
-          <w:color w:val="000000"/>
-          <w:sz w:val="23"/>
-        </w:rPr>
-        <w:t>24Mvar</w:t>
-      </w:r>
-      <w:r>
-        <w:rPr>
-          <w:rFonts w:cs="Times New Roman"/>
-          <w:color w:val="000000"/>
-          <w:sz w:val="23"/>
-        </w:rPr>
-        <w:t>后容量裕度</w:t>
-      </w:r>
-      <w:r>
-        <w:rPr>
-          <w:rFonts w:cs="Times New Roman"/>
-          <w:color w:val="000000"/>
-          <w:sz w:val="23"/>
-        </w:rPr>
-        <w:t>9.65%</w:t>
-      </w:r>
-      <w:r>
-        <w:rPr>
-          <w:rFonts w:cs="Times New Roman"/>
-          <w:color w:val="000000"/>
-          <w:sz w:val="23"/>
-        </w:rPr>
-        <w:t>，补偿后功率因数约</w:t>
-      </w:r>
-      <w:r>
-        <w:rPr>
-          <w:rFonts w:cs="Times New Roman"/>
-          <w:color w:val="000000"/>
-          <w:sz w:val="23"/>
-        </w:rPr>
-        <w:t>0.98147</w:t>
-      </w:r>
-      <w:r>
-        <w:rPr>
-          <w:rFonts w:cs="Times New Roman"/>
-          <w:color w:val="000000"/>
-          <w:sz w:val="23"/>
-        </w:rPr>
-        <w:t>。</w:t>
+        <w:t>独立</w:t>
+      </w:r>
+      <w:r>
+        <w:rPr>
+          <w:rFonts w:cs="Times New Roman"/>
+          <w:color w:val="000000"/>
+          <w:sz w:val="23"/>
+        </w:rPr>
+        <w:t>T10</w:t>
+      </w:r>
+      <w:r>
+        <w:rPr>
+          <w:rFonts w:cs="Times New Roman"/>
+          <w:color w:val="000000"/>
+          <w:sz w:val="23"/>
+        </w:rPr>
+        <w:t>可限制</w:t>
+      </w:r>
+      <w:r>
+        <w:rPr>
+          <w:rFonts w:cs="Times New Roman"/>
+          <w:color w:val="000000"/>
+          <w:sz w:val="23"/>
+        </w:rPr>
+        <w:t>10kV</w:t>
+      </w:r>
+      <w:r>
+        <w:rPr>
+          <w:rFonts w:cs="Times New Roman"/>
+          <w:color w:val="000000"/>
+          <w:sz w:val="23"/>
+        </w:rPr>
+        <w:t>短路电流，并使</w:t>
+      </w:r>
+      <w:r>
+        <w:rPr>
+          <w:rFonts w:cs="Times New Roman"/>
+          <w:color w:val="000000"/>
+          <w:sz w:val="23"/>
+        </w:rPr>
+        <w:t>10kV</w:t>
+      </w:r>
+      <w:r>
+        <w:rPr>
+          <w:rFonts w:cs="Times New Roman"/>
+          <w:color w:val="000000"/>
+          <w:sz w:val="23"/>
+        </w:rPr>
+        <w:t>故障不直接迫使主变退出。</w:t>
       </w:r>
     </w:p>
     <w:p>
       <w:pPr>
         <w:pStyle w:val="aa"/>
+        <w:keepLines/>
         <w:numPr>
           <w:ilvl w:val="0"/>
           <w:numId w:val="1"/>
@@ -2559,7 +2604,63 @@
           <w:color w:val="000000"/>
           <w:sz w:val="23"/>
         </w:rPr>
-        <w:t>该值是课程冻结值，最终仍由无功电压和谐波专题确定。</w:t>
+        <w:t>2×31.5MVA</w:t>
+      </w:r>
+      <w:r>
+        <w:rPr>
+          <w:rFonts w:cs="Times New Roman"/>
+          <w:color w:val="000000"/>
+          <w:sz w:val="23"/>
+        </w:rPr>
+        <w:t>还能在</w:t>
+      </w:r>
+      <w:r>
+        <w:rPr>
+          <w:rFonts w:cs="Times New Roman"/>
+          <w:color w:val="000000"/>
+          <w:sz w:val="23"/>
+        </w:rPr>
+        <w:t>N-1</w:t>
+      </w:r>
+      <w:r>
+        <w:rPr>
+          <w:rFonts w:cs="Times New Roman"/>
+          <w:color w:val="000000"/>
+          <w:sz w:val="23"/>
+        </w:rPr>
+        <w:t>下承担两套</w:t>
+      </w:r>
+      <w:r>
+        <w:rPr>
+          <w:rFonts w:cs="Times New Roman"/>
+          <w:color w:val="000000"/>
+          <w:sz w:val="23"/>
+        </w:rPr>
+        <w:t>SVG</w:t>
+      </w:r>
+      <w:r>
+        <w:rPr>
+          <w:rFonts w:cs="Times New Roman"/>
+          <w:color w:val="000000"/>
+          <w:sz w:val="23"/>
+        </w:rPr>
+        <w:t>最严吸收工况，负载率约</w:t>
+      </w:r>
+      <w:r>
+        <w:rPr>
+          <w:rFonts w:cs="Times New Roman"/>
+          <w:color w:val="000000"/>
+          <w:sz w:val="23"/>
+        </w:rPr>
+        <w:t>79.17%</w:t>
+      </w:r>
+      <w:r>
+        <w:rPr>
+          <w:rFonts w:cs="Times New Roman"/>
+          <w:color w:val="000000"/>
+          <w:sz w:val="23"/>
+        </w:rPr>
+        <w:t>。</w:t>
       </w:r>
     </w:p>
     <w:p>
@@ -2568,15 +2669,22 @@
         <w:ind w:right="240"/>
       </w:pPr>
       <w:r>
-        <w:t xml:space="preserve">8. </w:t>
-      </w:r>
-      <w:r>
-        <w:t>短路点为什么这样选择？</w:t>
+        <w:t>8. SVG</w:t>
+      </w:r>
+      <w:r>
+        <w:t>容量为什么选</w:t>
+      </w:r>
+      <w:r>
+        <w:t>2×±12Mvar</w:t>
+      </w:r>
+      <w:r>
+        <w:t>？</w:t>
       </w:r>
     </w:p>
     <w:p>
       <w:pPr>
         <w:pStyle w:val="aa"/>
+        <w:keepLines/>
         <w:numPr>
           <w:ilvl w:val="0"/>
           <w:numId w:val="1"/>
@@ -2589,60 +2697,61 @@
           <w:color w:val="000000"/>
           <w:sz w:val="23"/>
         </w:rPr>
-        <w:t>设备选择主要受各级母线故障控制，因此至少计算</w:t>
-      </w:r>
-      <w:r>
-        <w:rPr>
-          <w:rFonts w:cs="Times New Roman"/>
-          <w:color w:val="000000"/>
-          <w:sz w:val="23"/>
-        </w:rPr>
-        <w:t>220kV</w:t>
-      </w:r>
-      <w:r>
-        <w:rPr>
-          <w:rFonts w:cs="Times New Roman"/>
-          <w:color w:val="000000"/>
-          <w:sz w:val="23"/>
-        </w:rPr>
-        <w:t>、</w:t>
-      </w:r>
-      <w:r>
-        <w:rPr>
-          <w:rFonts w:cs="Times New Roman"/>
-          <w:color w:val="000000"/>
-          <w:sz w:val="23"/>
-        </w:rPr>
-        <w:t>35kV I/II</w:t>
-      </w:r>
-      <w:r>
-        <w:rPr>
-          <w:rFonts w:cs="Times New Roman"/>
-          <w:color w:val="000000"/>
-          <w:sz w:val="23"/>
-        </w:rPr>
-        <w:t>段和</w:t>
-      </w:r>
-      <w:r>
-        <w:rPr>
-          <w:rFonts w:cs="Times New Roman"/>
-          <w:color w:val="000000"/>
-          <w:sz w:val="23"/>
-        </w:rPr>
-        <w:t>10kV I/II</w:t>
-      </w:r>
-      <w:r>
-        <w:rPr>
-          <w:rFonts w:cs="Times New Roman"/>
-          <w:color w:val="000000"/>
-          <w:sz w:val="23"/>
-        </w:rPr>
-        <w:t>段。</w:t>
+        <w:t>目标功率因数</w:t>
+      </w:r>
+      <w:r>
+        <w:rPr>
+          <w:rFonts w:cs="Times New Roman"/>
+          <w:color w:val="000000"/>
+          <w:sz w:val="23"/>
+        </w:rPr>
+        <w:t>0.98</w:t>
+      </w:r>
+      <w:r>
+        <w:rPr>
+          <w:rFonts w:cs="Times New Roman"/>
+          <w:color w:val="000000"/>
+          <w:sz w:val="23"/>
+        </w:rPr>
+        <w:t>，保守计入</w:t>
+      </w:r>
+      <w:r>
+        <w:rPr>
+          <w:rFonts w:cs="Times New Roman"/>
+          <w:color w:val="000000"/>
+          <w:sz w:val="23"/>
+        </w:rPr>
+        <w:t>10kV</w:t>
+      </w:r>
+      <w:r>
+        <w:rPr>
+          <w:rFonts w:cs="Times New Roman"/>
+          <w:color w:val="000000"/>
+          <w:sz w:val="23"/>
+        </w:rPr>
+        <w:t>辅助无功后需</w:t>
+      </w:r>
+      <w:r>
+        <w:rPr>
+          <w:rFonts w:cs="Times New Roman"/>
+          <w:color w:val="000000"/>
+          <w:sz w:val="23"/>
+        </w:rPr>
+        <w:t>21.8875Mvar</w:t>
+      </w:r>
+      <w:r>
+        <w:rPr>
+          <w:rFonts w:cs="Times New Roman"/>
+          <w:color w:val="000000"/>
+          <w:sz w:val="23"/>
+        </w:rPr>
+        <w:t>。</w:t>
       </w:r>
     </w:p>
     <w:p>
       <w:pPr>
         <w:pStyle w:val="aa"/>
+        <w:keepLines/>
         <w:numPr>
           <w:ilvl w:val="0"/>
           <w:numId w:val="1"/>
@@ -2655,56 +2764,61 @@
           <w:color w:val="000000"/>
           <w:sz w:val="23"/>
         </w:rPr>
-        <w:t>另外计算</w:t>
-      </w:r>
-      <w:r>
-        <w:rPr>
-          <w:rFonts w:cs="Times New Roman"/>
-          <w:color w:val="000000"/>
-          <w:sz w:val="23"/>
-        </w:rPr>
-        <w:t>220kV</w:t>
-      </w:r>
-      <w:r>
-        <w:rPr>
-          <w:rFonts w:cs="Times New Roman"/>
-          <w:color w:val="000000"/>
-          <w:sz w:val="23"/>
-        </w:rPr>
-        <w:t>母联条件闭合、健康主变低压侧并列和健康</w:t>
-      </w:r>
-      <w:r>
-        <w:rPr>
-          <w:rFonts w:cs="Times New Roman"/>
-          <w:color w:val="000000"/>
-          <w:sz w:val="23"/>
-        </w:rPr>
-        <w:t>T10</w:t>
-      </w:r>
-      <w:r>
-        <w:rPr>
-          <w:rFonts w:cs="Times New Roman"/>
-          <w:color w:val="000000"/>
-          <w:sz w:val="23"/>
-        </w:rPr>
-        <w:t>并列，用于最大方式和误操作敏感性。</w:t>
+        <w:t>选</w:t>
+      </w:r>
+      <w:r>
+        <w:rPr>
+          <w:rFonts w:cs="Times New Roman"/>
+          <w:color w:val="000000"/>
+          <w:sz w:val="23"/>
+        </w:rPr>
+        <w:t>24Mvar</w:t>
+      </w:r>
+      <w:r>
+        <w:rPr>
+          <w:rFonts w:cs="Times New Roman"/>
+          <w:color w:val="000000"/>
+          <w:sz w:val="23"/>
+        </w:rPr>
+        <w:t>后容量裕度</w:t>
+      </w:r>
+      <w:r>
+        <w:rPr>
+          <w:rFonts w:cs="Times New Roman"/>
+          <w:color w:val="000000"/>
+          <w:sz w:val="23"/>
+        </w:rPr>
+        <w:t>9.65%</w:t>
+      </w:r>
+      <w:r>
+        <w:rPr>
+          <w:rFonts w:cs="Times New Roman"/>
+          <w:color w:val="000000"/>
+          <w:sz w:val="23"/>
+        </w:rPr>
+        <w:t>，补偿后功率因数约</w:t>
+      </w:r>
+      <w:r>
+        <w:rPr>
+          <w:rFonts w:cs="Times New Roman"/>
+          <w:color w:val="000000"/>
+          <w:sz w:val="23"/>
+        </w:rPr>
+        <w:t>0.98147</w:t>
+      </w:r>
+      <w:r>
+        <w:rPr>
+          <w:rFonts w:cs="Times New Roman"/>
+          <w:color w:val="000000"/>
+          <w:sz w:val="23"/>
+        </w:rPr>
+        <w:t>。</w:t>
       </w:r>
     </w:p>
     <w:p>
       <w:pPr>
-        <w:pStyle w:val="2"/>
-        <w:ind w:right="240"/>
-      </w:pPr>
-      <w:r>
-        <w:t xml:space="preserve">9. </w:t>
-      </w:r>
-      <w:r>
-        <w:t>为什么禁止并列敏感性不作为设备必选职责？</w:t>
-      </w:r>
-    </w:p>
-    <w:p>
-      <w:pPr>
         <w:pStyle w:val="aa"/>
+        <w:keepLines/>
         <w:numPr>
           <w:ilvl w:val="0"/>
           <w:numId w:val="1"/>
@@ -2717,12 +2831,25 @@
           <w:color w:val="000000"/>
           <w:sz w:val="23"/>
         </w:rPr>
-        <w:t>这些方式在运行规程和联锁中被禁止，不属于正常或允许事故转供方式。</w:t>
+        <w:t>该值是课程冻结值，最终仍由无功电压和谐波专题确定。</w:t>
       </w:r>
     </w:p>
     <w:p>
       <w:pPr>
+        <w:pStyle w:val="2"/>
+        <w:ind w:right="240"/>
+      </w:pPr>
+      <w:r>
+        <w:t xml:space="preserve">9. </w:t>
+      </w:r>
+      <w:r>
+        <w:t>短路点为什么这样选择？</w:t>
+      </w:r>
+    </w:p>
+    <w:p>
+      <w:pPr>
         <w:pStyle w:val="aa"/>
+        <w:keepLines/>
         <w:numPr>
           <w:ilvl w:val="0"/>
           <w:numId w:val="1"/>
@@ -2735,24 +2862,61 @@
           <w:color w:val="000000"/>
           <w:sz w:val="23"/>
         </w:rPr>
-        <w:t>把禁止方式直接作为设备必选职责会掩盖运行边界并导致不必要抬高等级，但其结果必须用于联锁和风险提示。</w:t>
+        <w:t>设备选择主要受各级母线故障控制，因此至少计算</w:t>
+      </w:r>
+      <w:r>
+        <w:rPr>
+          <w:rFonts w:cs="Times New Roman"/>
+          <w:color w:val="000000"/>
+          <w:sz w:val="23"/>
+        </w:rPr>
+        <w:t>220kV</w:t>
+      </w:r>
+      <w:r>
+        <w:rPr>
+          <w:rFonts w:cs="Times New Roman"/>
+          <w:color w:val="000000"/>
+          <w:sz w:val="23"/>
+        </w:rPr>
+        <w:t>、</w:t>
+      </w:r>
+      <w:r>
+        <w:rPr>
+          <w:rFonts w:cs="Times New Roman"/>
+          <w:color w:val="000000"/>
+          <w:sz w:val="23"/>
+        </w:rPr>
+        <w:t>35kV I/II</w:t>
+      </w:r>
+      <w:r>
+        <w:rPr>
+          <w:rFonts w:cs="Times New Roman"/>
+          <w:color w:val="000000"/>
+          <w:sz w:val="23"/>
+        </w:rPr>
+        <w:t>段和</w:t>
+      </w:r>
+      <w:r>
+        <w:rPr>
+          <w:rFonts w:cs="Times New Roman"/>
+          <w:color w:val="000000"/>
+          <w:sz w:val="23"/>
+        </w:rPr>
+        <w:t>10kV I/II</w:t>
+      </w:r>
+      <w:r>
+        <w:rPr>
+          <w:rFonts w:cs="Times New Roman"/>
+          <w:color w:val="000000"/>
+          <w:sz w:val="23"/>
+        </w:rPr>
+        <w:t>段。</w:t>
       </w:r>
     </w:p>
     <w:p>
       <w:pPr>
-        <w:pStyle w:val="2"/>
-        <w:ind w:right="240"/>
-      </w:pPr>
-      <w:r>
-        <w:t>10. 10kV</w:t>
-      </w:r>
-      <w:r>
-        <w:t>最大短路电流是多少？</w:t>
-      </w:r>
-    </w:p>
-    <w:p>
-      <w:pPr>
         <w:pStyle w:val="aa"/>
+        <w:keepLines/>
         <w:numPr>
           <w:ilvl w:val="0"/>
           <w:numId w:val="1"/>
@@ -2765,7 +2929,23 @@
           <w:color w:val="000000"/>
           <w:sz w:val="23"/>
         </w:rPr>
-        <w:t>单台</w:t>
+        <w:t>另外计算</w:t>
+      </w:r>
+      <w:r>
+        <w:rPr>
+          <w:rFonts w:cs="Times New Roman"/>
+          <w:color w:val="000000"/>
+          <w:sz w:val="23"/>
+        </w:rPr>
+        <w:t>220kV</w:t>
+      </w:r>
+      <w:r>
+        <w:rPr>
+          <w:rFonts w:cs="Times New Roman"/>
+          <w:color w:val="000000"/>
+          <w:sz w:val="23"/>
+        </w:rPr>
+        <w:t>分段断路器条件闭合、健康主变低压侧并列和健康</w:t>
       </w:r>
       <w:r>
         <w:rPr>
@@ -2781,60 +2961,25 @@
           <w:color w:val="000000"/>
           <w:sz w:val="23"/>
         </w:rPr>
-        <w:t>供本段、上游</w:t>
-      </w:r>
-      <w:r>
-        <w:rPr>
-          <w:rFonts w:cs="Times New Roman"/>
-          <w:color w:val="000000"/>
-          <w:sz w:val="23"/>
-        </w:rPr>
-        <w:t>220kV</w:t>
-      </w:r>
-      <w:r>
-        <w:rPr>
-          <w:rFonts w:cs="Times New Roman"/>
-          <w:color w:val="000000"/>
-          <w:sz w:val="23"/>
-        </w:rPr>
-        <w:t>分段条件闭合时，计</w:t>
-      </w:r>
-      <w:r>
-        <w:rPr>
-          <w:rFonts w:cs="Times New Roman"/>
-          <w:color w:val="000000"/>
-          <w:sz w:val="23"/>
-        </w:rPr>
-        <w:t>SVG</w:t>
-      </w:r>
-      <w:r>
-        <w:rPr>
-          <w:rFonts w:cs="Times New Roman"/>
-          <w:color w:val="000000"/>
-          <w:sz w:val="23"/>
-        </w:rPr>
-        <w:t>课程上界为</w:t>
-      </w:r>
-      <w:r>
-        <w:rPr>
-          <w:rFonts w:cs="Times New Roman"/>
-          <w:color w:val="000000"/>
-          <w:sz w:val="23"/>
-        </w:rPr>
-        <w:t>15.638kA</w:t>
-      </w:r>
-      <w:r>
-        <w:rPr>
-          <w:rFonts w:cs="Times New Roman"/>
-          <w:color w:val="000000"/>
-          <w:sz w:val="23"/>
-        </w:rPr>
-        <w:t>。</w:t>
+        <w:t>并列，用于最大方式和误操作敏感性。</w:t>
       </w:r>
     </w:p>
     <w:p>
       <w:pPr>
+        <w:pStyle w:val="2"/>
+        <w:ind w:right="240"/>
+      </w:pPr>
+      <w:r>
+        <w:t xml:space="preserve">10. </w:t>
+      </w:r>
+      <w:r>
+        <w:t>为什么禁止并列敏感性不作为设备必选职责？</w:t>
+      </w:r>
+    </w:p>
+    <w:p>
+      <w:pPr>
         <w:pStyle w:val="aa"/>
+        <w:keepLines/>
         <w:numPr>
           <w:ilvl w:val="0"/>
           <w:numId w:val="1"/>
@@ -2847,72 +2992,13 @@
           <w:color w:val="000000"/>
           <w:sz w:val="23"/>
         </w:rPr>
-        <w:t>两台健康</w:t>
-      </w:r>
-      <w:r>
-        <w:rPr>
-          <w:rFonts w:cs="Times New Roman"/>
-          <w:color w:val="000000"/>
-          <w:sz w:val="23"/>
-        </w:rPr>
-        <w:t>T10</w:t>
-      </w:r>
-      <w:r>
-        <w:rPr>
-          <w:rFonts w:cs="Times New Roman"/>
-          <w:color w:val="000000"/>
-          <w:sz w:val="23"/>
-        </w:rPr>
-        <w:t>并列的禁止敏感性为</w:t>
-      </w:r>
-      <w:r>
-        <w:rPr>
-          <w:rFonts w:cs="Times New Roman"/>
-          <w:color w:val="000000"/>
-          <w:sz w:val="23"/>
-        </w:rPr>
-        <w:t>28.472kA</w:t>
-      </w:r>
-      <w:r>
-        <w:rPr>
-          <w:rFonts w:cs="Times New Roman"/>
-          <w:color w:val="000000"/>
-          <w:sz w:val="23"/>
-        </w:rPr>
-        <w:t>；正常设备按</w:t>
-      </w:r>
-      <w:r>
-        <w:rPr>
-          <w:rFonts w:cs="Times New Roman"/>
-          <w:color w:val="000000"/>
-          <w:sz w:val="23"/>
-        </w:rPr>
-        <w:t>31.5kA</w:t>
-      </w:r>
-      <w:r>
-        <w:rPr>
-          <w:rFonts w:cs="Times New Roman"/>
-          <w:color w:val="000000"/>
-          <w:sz w:val="23"/>
-        </w:rPr>
-        <w:t>开断等级预筛。</w:t>
+        <w:t>这些方式在运行规程和联锁中被禁止，不属于正常或允许事故转供方式。</w:t>
       </w:r>
     </w:p>
     <w:p>
       <w:pPr>
-        <w:pStyle w:val="2"/>
-        <w:ind w:right="240"/>
-      </w:pPr>
-      <w:r>
-        <w:t xml:space="preserve">11. </w:t>
-      </w:r>
-      <w:r>
-        <w:t>设备热稳定如何校验？</w:t>
-      </w:r>
-    </w:p>
-    <w:p>
-      <w:pPr>
         <w:pStyle w:val="aa"/>
+        <w:keepLines/>
         <w:numPr>
           <w:ilvl w:val="0"/>
           <w:numId w:val="1"/>
@@ -2925,44 +3011,25 @@
           <w:color w:val="000000"/>
           <w:sz w:val="23"/>
         </w:rPr>
-        <w:t>采用</w:t>
-      </w:r>
-      <w:r>
-        <w:rPr>
-          <w:rFonts w:cs="Times New Roman"/>
-          <w:color w:val="000000"/>
-          <w:sz w:val="23"/>
-        </w:rPr>
-        <w:t>Ik²t≤Ith²tr</w:t>
-      </w:r>
-      <w:r>
-        <w:rPr>
-          <w:rFonts w:cs="Times New Roman"/>
-          <w:color w:val="000000"/>
-          <w:sz w:val="23"/>
-        </w:rPr>
-        <w:t>，热等值时间取</w:t>
-      </w:r>
-      <w:r>
-        <w:rPr>
-          <w:rFonts w:cs="Times New Roman"/>
-          <w:color w:val="000000"/>
-          <w:sz w:val="23"/>
-        </w:rPr>
-        <w:t>1.10s</w:t>
-      </w:r>
-      <w:r>
-        <w:rPr>
-          <w:rFonts w:cs="Times New Roman"/>
-          <w:color w:val="000000"/>
-          <w:sz w:val="23"/>
-        </w:rPr>
-        <w:t>。</w:t>
+        <w:t>把禁止方式直接作为设备必选职责会掩盖运行边界并导致不必要抬高等级，但其结果必须用于联锁和风险提示。</w:t>
       </w:r>
     </w:p>
     <w:p>
       <w:pPr>
+        <w:pStyle w:val="2"/>
+        <w:ind w:right="240"/>
+      </w:pPr>
+      <w:r>
+        <w:t>11. 10kV</w:t>
+      </w:r>
+      <w:r>
+        <w:t>最大短路电流是多少？</w:t>
+      </w:r>
+    </w:p>
+    <w:p>
+      <w:pPr>
         <w:pStyle w:val="aa"/>
+        <w:keepLines/>
         <w:numPr>
           <w:ilvl w:val="0"/>
           <w:numId w:val="1"/>
@@ -2975,6 +3042,30 @@
           <w:color w:val="000000"/>
           <w:sz w:val="23"/>
         </w:rPr>
+        <w:t>单台</w:t>
+      </w:r>
+      <w:r>
+        <w:rPr>
+          <w:rFonts w:cs="Times New Roman"/>
+          <w:color w:val="000000"/>
+          <w:sz w:val="23"/>
+        </w:rPr>
+        <w:t>T10</w:t>
+      </w:r>
+      <w:r>
+        <w:rPr>
+          <w:rFonts w:cs="Times New Roman"/>
+          <w:color w:val="000000"/>
+          <w:sz w:val="23"/>
+        </w:rPr>
+        <w:t>供本段、上游</w:t>
+      </w:r>
+      <w:r>
+        <w:rPr>
+          <w:rFonts w:cs="Times New Roman"/>
+          <w:color w:val="000000"/>
+          <w:sz w:val="23"/>
+        </w:rPr>
         <w:t>220kV</w:t>
       </w:r>
       <w:r>
@@ -2983,126 +3074,45 @@
           <w:color w:val="000000"/>
           <w:sz w:val="23"/>
         </w:rPr>
-        <w:t>候选</w:t>
-      </w:r>
-      <w:r>
-        <w:rPr>
-          <w:rFonts w:cs="Times New Roman"/>
-          <w:color w:val="000000"/>
-          <w:sz w:val="23"/>
-        </w:rPr>
-        <w:t>50kA/3s</w:t>
-      </w:r>
-      <w:r>
-        <w:rPr>
-          <w:rFonts w:cs="Times New Roman"/>
-          <w:color w:val="000000"/>
-          <w:sz w:val="23"/>
-        </w:rPr>
-        <w:t>，</w:t>
-      </w:r>
-      <w:r>
-        <w:rPr>
-          <w:rFonts w:cs="Times New Roman"/>
-          <w:color w:val="000000"/>
-          <w:sz w:val="23"/>
-        </w:rPr>
-        <w:t>35kV</w:t>
-      </w:r>
-      <w:r>
-        <w:rPr>
-          <w:rFonts w:cs="Times New Roman"/>
-          <w:color w:val="000000"/>
-          <w:sz w:val="23"/>
-        </w:rPr>
-        <w:t>和</w:t>
-      </w:r>
-      <w:r>
-        <w:rPr>
-          <w:rFonts w:cs="Times New Roman"/>
-          <w:color w:val="000000"/>
-          <w:sz w:val="23"/>
-        </w:rPr>
-        <w:t>10kV</w:t>
-      </w:r>
-      <w:r>
-        <w:rPr>
-          <w:rFonts w:cs="Times New Roman"/>
-          <w:color w:val="000000"/>
-          <w:sz w:val="23"/>
-        </w:rPr>
-        <w:t>候选</w:t>
-      </w:r>
-      <w:r>
-        <w:rPr>
-          <w:rFonts w:cs="Times New Roman"/>
-          <w:color w:val="000000"/>
-          <w:sz w:val="23"/>
-        </w:rPr>
-        <w:t>31.5kA/4s</w:t>
-      </w:r>
-      <w:r>
-        <w:rPr>
-          <w:rFonts w:cs="Times New Roman"/>
-          <w:color w:val="000000"/>
-          <w:sz w:val="23"/>
-        </w:rPr>
-        <w:t>，按条件性最大</w:t>
-      </w:r>
-      <w:r>
-        <w:rPr>
-          <w:rFonts w:cs="Times New Roman"/>
-          <w:color w:val="000000"/>
-          <w:sz w:val="23"/>
-        </w:rPr>
-        <w:t>Ik</w:t>
-      </w:r>
-      <w:r>
-        <w:rPr>
-          <w:rFonts w:cs="Times New Roman"/>
-          <w:color w:val="000000"/>
-          <w:sz w:val="23"/>
-        </w:rPr>
-        <w:t>计算均有较大</w:t>
-      </w:r>
-      <w:r>
-        <w:rPr>
-          <w:rFonts w:cs="Times New Roman"/>
-          <w:color w:val="000000"/>
-          <w:sz w:val="23"/>
-        </w:rPr>
-        <w:t>I²t</w:t>
-      </w:r>
-      <w:r>
-        <w:rPr>
-          <w:rFonts w:cs="Times New Roman"/>
-          <w:color w:val="000000"/>
-          <w:sz w:val="23"/>
-        </w:rPr>
-        <w:t>裕度。</w:t>
+        <w:t>分段条件闭合时，计</w:t>
+      </w:r>
+      <w:r>
+        <w:rPr>
+          <w:rFonts w:cs="Times New Roman"/>
+          <w:color w:val="000000"/>
+          <w:sz w:val="23"/>
+        </w:rPr>
+        <w:t>SVG</w:t>
+      </w:r>
+      <w:r>
+        <w:rPr>
+          <w:rFonts w:cs="Times New Roman"/>
+          <w:color w:val="000000"/>
+          <w:sz w:val="23"/>
+        </w:rPr>
+        <w:t>课程上界为</w:t>
+      </w:r>
+      <w:r>
+        <w:rPr>
+          <w:rFonts w:cs="Times New Roman"/>
+          <w:color w:val="000000"/>
+          <w:sz w:val="23"/>
+        </w:rPr>
+        <w:t>15.638kA</w:t>
+      </w:r>
+      <w:r>
+        <w:rPr>
+          <w:rFonts w:cs="Times New Roman"/>
+          <w:color w:val="000000"/>
+          <w:sz w:val="23"/>
+        </w:rPr>
+        <w:t>。</w:t>
       </w:r>
     </w:p>
     <w:p>
       <w:pPr>
-        <w:pStyle w:val="2"/>
-        <w:ind w:right="240"/>
-      </w:pPr>
-      <w:r>
-        <w:t>12. 35kV 3150A</w:t>
-      </w:r>
-      <w:r>
-        <w:t>和</w:t>
-      </w:r>
-      <w:r>
-        <w:t>10kV 2000A</w:t>
-      </w:r>
-      <w:r>
-        <w:t>选型有什么风险？</w:t>
-      </w:r>
-    </w:p>
-    <w:p>
-      <w:pPr>
         <w:pStyle w:val="aa"/>
+        <w:keepLines/>
         <w:numPr>
           <w:ilvl w:val="0"/>
           <w:numId w:val="1"/>
@@ -3115,100 +3125,73 @@
           <w:color w:val="000000"/>
           <w:sz w:val="23"/>
         </w:rPr>
-        <w:t>35kV</w:t>
-      </w:r>
-      <w:r>
-        <w:rPr>
-          <w:rFonts w:cs="Times New Roman"/>
-          <w:color w:val="000000"/>
-          <w:sz w:val="23"/>
-        </w:rPr>
-        <w:t>主变进线需</w:t>
-      </w:r>
-      <w:r>
-        <w:rPr>
-          <w:rFonts w:cs="Times New Roman"/>
-          <w:color w:val="000000"/>
-          <w:sz w:val="23"/>
-        </w:rPr>
-        <w:t>3117.691A</w:t>
-      </w:r>
-      <w:r>
-        <w:rPr>
-          <w:rFonts w:cs="Times New Roman"/>
-          <w:color w:val="000000"/>
-          <w:sz w:val="23"/>
-        </w:rPr>
-        <w:t>，只余</w:t>
-      </w:r>
-      <w:r>
-        <w:rPr>
-          <w:rFonts w:cs="Times New Roman"/>
-          <w:color w:val="000000"/>
-          <w:sz w:val="23"/>
-        </w:rPr>
-        <w:t>32.309A</w:t>
-      </w:r>
-      <w:r>
-        <w:rPr>
-          <w:rFonts w:cs="Times New Roman"/>
-          <w:color w:val="000000"/>
-          <w:sz w:val="23"/>
-        </w:rPr>
-        <w:t>；</w:t>
-      </w:r>
-      <w:r>
-        <w:rPr>
-          <w:rFonts w:cs="Times New Roman"/>
-          <w:color w:val="000000"/>
-          <w:sz w:val="23"/>
-        </w:rPr>
-        <w:t>10kV</w:t>
-      </w:r>
-      <w:r>
-        <w:rPr>
-          <w:rFonts w:cs="Times New Roman"/>
-          <w:color w:val="000000"/>
-          <w:sz w:val="23"/>
-        </w:rPr>
-        <w:t>进线需</w:t>
-      </w:r>
-      <w:r>
-        <w:rPr>
-          <w:rFonts w:cs="Times New Roman"/>
-          <w:color w:val="000000"/>
-          <w:sz w:val="23"/>
-        </w:rPr>
-        <w:t>1909.586A</w:t>
-      </w:r>
-      <w:r>
-        <w:rPr>
-          <w:rFonts w:cs="Times New Roman"/>
-          <w:color w:val="000000"/>
-          <w:sz w:val="23"/>
-        </w:rPr>
-        <w:t>，只余</w:t>
-      </w:r>
-      <w:r>
-        <w:rPr>
-          <w:rFonts w:cs="Times New Roman"/>
-          <w:color w:val="000000"/>
-          <w:sz w:val="23"/>
-        </w:rPr>
-        <w:t>90.414A</w:t>
-      </w:r>
-      <w:r>
-        <w:rPr>
-          <w:rFonts w:cs="Times New Roman"/>
-          <w:color w:val="000000"/>
-          <w:sz w:val="23"/>
-        </w:rPr>
-        <w:t>。</w:t>
+        <w:t>两台健康</w:t>
+      </w:r>
+      <w:r>
+        <w:rPr>
+          <w:rFonts w:cs="Times New Roman"/>
+          <w:color w:val="000000"/>
+          <w:sz w:val="23"/>
+        </w:rPr>
+        <w:t>T10</w:t>
+      </w:r>
+      <w:r>
+        <w:rPr>
+          <w:rFonts w:cs="Times New Roman"/>
+          <w:color w:val="000000"/>
+          <w:sz w:val="23"/>
+        </w:rPr>
+        <w:t>并列的禁止敏感性为</w:t>
+      </w:r>
+      <w:r>
+        <w:rPr>
+          <w:rFonts w:cs="Times New Roman"/>
+          <w:color w:val="000000"/>
+          <w:sz w:val="23"/>
+        </w:rPr>
+        <w:t>28.472kA</w:t>
+      </w:r>
+      <w:r>
+        <w:rPr>
+          <w:rFonts w:cs="Times New Roman"/>
+          <w:color w:val="000000"/>
+          <w:sz w:val="23"/>
+        </w:rPr>
+        <w:t>；正常设备按</w:t>
+      </w:r>
+      <w:r>
+        <w:rPr>
+          <w:rFonts w:cs="Times New Roman"/>
+          <w:color w:val="000000"/>
+          <w:sz w:val="23"/>
+        </w:rPr>
+        <w:t>31.5kA</w:t>
+      </w:r>
+      <w:r>
+        <w:rPr>
+          <w:rFonts w:cs="Times New Roman"/>
+          <w:color w:val="000000"/>
+          <w:sz w:val="23"/>
+        </w:rPr>
+        <w:t>开断等级预筛。</w:t>
       </w:r>
     </w:p>
     <w:p>
       <w:pPr>
+        <w:pStyle w:val="2"/>
+        <w:ind w:right="240"/>
+      </w:pPr>
+      <w:r>
+        <w:t xml:space="preserve">12. </w:t>
+      </w:r>
+      <w:r>
+        <w:t>设备热稳定如何校验？</w:t>
+      </w:r>
+    </w:p>
+    <w:p>
+      <w:pPr>
         <w:pStyle w:val="aa"/>
+        <w:keepLines/>
         <w:numPr>
           <w:ilvl w:val="0"/>
           <w:numId w:val="1"/>
@@ -3221,40 +3204,45 @@
           <w:color w:val="000000"/>
           <w:sz w:val="23"/>
         </w:rPr>
-        <w:t>数值预筛通过，但</w:t>
-      </w:r>
-      <w:r>
-        <w:rPr>
-          <w:rFonts w:cs="Times New Roman"/>
-          <w:color w:val="000000"/>
-          <w:sz w:val="23"/>
-        </w:rPr>
-        <w:t>41℃</w:t>
-      </w:r>
-      <w:r>
-        <w:rPr>
-          <w:rFonts w:cs="Times New Roman"/>
-          <w:color w:val="000000"/>
-          <w:sz w:val="23"/>
-        </w:rPr>
-        <w:t>环境修正、柜体散热和厂家精确配置尚未闭合，最终可能需要提高额定等级或采取降容措施。</w:t>
+        <w:t>采用</w:t>
+      </w:r>
+      <w:r>
+        <w:rPr>
+          <w:rFonts w:cs="Times New Roman"/>
+          <w:color w:val="000000"/>
+          <w:sz w:val="23"/>
+        </w:rPr>
+        <w:t>Ik²t≤Ith²tr</w:t>
+      </w:r>
+      <w:r>
+        <w:rPr>
+          <w:rFonts w:cs="Times New Roman"/>
+          <w:color w:val="000000"/>
+          <w:sz w:val="23"/>
+        </w:rPr>
+        <w:t>，热等值时间取</w:t>
+      </w:r>
+      <w:r>
+        <w:rPr>
+          <w:rFonts w:cs="Times New Roman"/>
+          <w:color w:val="000000"/>
+          <w:sz w:val="23"/>
+        </w:rPr>
+        <w:t>1.10s</w:t>
+      </w:r>
+      <w:r>
+        <w:rPr>
+          <w:rFonts w:cs="Times New Roman"/>
+          <w:color w:val="000000"/>
+          <w:sz w:val="23"/>
+        </w:rPr>
+        <w:t>。</w:t>
       </w:r>
     </w:p>
     <w:p>
       <w:pPr>
-        <w:pStyle w:val="2"/>
-        <w:ind w:right="240"/>
-      </w:pPr>
-      <w:r>
-        <w:t>13. CT/PT</w:t>
-      </w:r>
-      <w:r>
-        <w:t>为什么没有写成精确订货型号？</w:t>
-      </w:r>
-    </w:p>
-    <w:p>
-      <w:pPr>
         <w:pStyle w:val="aa"/>
+        <w:keepLines/>
         <w:numPr>
           <w:ilvl w:val="0"/>
           <w:numId w:val="1"/>
@@ -3267,12 +3255,135 @@
           <w:color w:val="000000"/>
           <w:sz w:val="23"/>
         </w:rPr>
-        <w:t>一次安装位置和变比量级可以由持续电流确定，但准确级、芯数、暂态性能和二次负荷依赖保护、计量和电缆清册。</w:t>
+        <w:t>220kV</w:t>
+      </w:r>
+      <w:r>
+        <w:rPr>
+          <w:rFonts w:cs="Times New Roman"/>
+          <w:color w:val="000000"/>
+          <w:sz w:val="23"/>
+        </w:rPr>
+        <w:t>候选</w:t>
+      </w:r>
+      <w:r>
+        <w:rPr>
+          <w:rFonts w:cs="Times New Roman"/>
+          <w:color w:val="000000"/>
+          <w:sz w:val="23"/>
+        </w:rPr>
+        <w:t>50kA/3s</w:t>
+      </w:r>
+      <w:r>
+        <w:rPr>
+          <w:rFonts w:cs="Times New Roman"/>
+          <w:color w:val="000000"/>
+          <w:sz w:val="23"/>
+        </w:rPr>
+        <w:t>，</w:t>
+      </w:r>
+      <w:r>
+        <w:rPr>
+          <w:rFonts w:cs="Times New Roman"/>
+          <w:color w:val="000000"/>
+          <w:sz w:val="23"/>
+        </w:rPr>
+        <w:t>35kV</w:t>
+      </w:r>
+      <w:r>
+        <w:rPr>
+          <w:rFonts w:cs="Times New Roman"/>
+          <w:color w:val="000000"/>
+          <w:sz w:val="23"/>
+        </w:rPr>
+        <w:t>和</w:t>
+      </w:r>
+      <w:r>
+        <w:rPr>
+          <w:rFonts w:cs="Times New Roman"/>
+          <w:color w:val="000000"/>
+          <w:sz w:val="23"/>
+        </w:rPr>
+        <w:t>10kV</w:t>
+      </w:r>
+      <w:r>
+        <w:rPr>
+          <w:rFonts w:cs="Times New Roman"/>
+          <w:color w:val="000000"/>
+          <w:sz w:val="23"/>
+        </w:rPr>
+        <w:t>候选</w:t>
+      </w:r>
+      <w:r>
+        <w:rPr>
+          <w:rFonts w:cs="Times New Roman"/>
+          <w:color w:val="000000"/>
+          <w:sz w:val="23"/>
+        </w:rPr>
+        <w:t>31.5kA/4s</w:t>
+      </w:r>
+      <w:r>
+        <w:rPr>
+          <w:rFonts w:cs="Times New Roman"/>
+          <w:color w:val="000000"/>
+          <w:sz w:val="23"/>
+        </w:rPr>
+        <w:t>，按条件性最大</w:t>
+      </w:r>
+      <w:r>
+        <w:rPr>
+          <w:rFonts w:cs="Times New Roman"/>
+          <w:color w:val="000000"/>
+          <w:sz w:val="23"/>
+        </w:rPr>
+        <w:t>Ik</w:t>
+      </w:r>
+      <w:r>
+        <w:rPr>
+          <w:rFonts w:cs="Times New Roman"/>
+          <w:color w:val="000000"/>
+          <w:sz w:val="23"/>
+        </w:rPr>
+        <w:t>计算均有较大</w:t>
+      </w:r>
+      <w:r>
+        <w:rPr>
+          <w:rFonts w:cs="Times New Roman"/>
+          <w:color w:val="000000"/>
+          <w:sz w:val="23"/>
+        </w:rPr>
+        <w:t>I²t</w:t>
+      </w:r>
+      <w:r>
+        <w:rPr>
+          <w:rFonts w:cs="Times New Roman"/>
+          <w:color w:val="000000"/>
+          <w:sz w:val="23"/>
+        </w:rPr>
+        <w:t>裕度。</w:t>
       </w:r>
     </w:p>
     <w:p>
       <w:pPr>
+        <w:pStyle w:val="2"/>
+        <w:ind w:right="240"/>
+      </w:pPr>
+      <w:r>
+        <w:t>13. 35kV 3150A</w:t>
+      </w:r>
+      <w:r>
+        <w:t>和</w:t>
+      </w:r>
+      <w:r>
+        <w:t>10kV 2500A</w:t>
+      </w:r>
+      <w:r>
+        <w:t>选型有什么风险？</w:t>
+      </w:r>
+    </w:p>
+    <w:p>
+      <w:pPr>
         <w:pStyle w:val="aa"/>
+        <w:keepLines/>
         <w:numPr>
           <w:ilvl w:val="0"/>
           <w:numId w:val="1"/>
@@ -3285,36 +3396,149 @@
           <w:color w:val="000000"/>
           <w:sz w:val="23"/>
         </w:rPr>
-        <w:t>缺少这些输入时写精确型号会造成虚假闭环，因此本阶段只冻结配置原则。</w:t>
+        <w:t>35kV</w:t>
+      </w:r>
+      <w:r>
+        <w:rPr>
+          <w:rFonts w:cs="Times New Roman"/>
+          <w:color w:val="000000"/>
+          <w:sz w:val="23"/>
+        </w:rPr>
+        <w:t>主变进线需</w:t>
+      </w:r>
+      <w:r>
+        <w:rPr>
+          <w:rFonts w:cs="Times New Roman"/>
+          <w:color w:val="000000"/>
+          <w:sz w:val="23"/>
+        </w:rPr>
+        <w:t>3117.691A</w:t>
+      </w:r>
+      <w:r>
+        <w:rPr>
+          <w:rFonts w:cs="Times New Roman"/>
+          <w:color w:val="000000"/>
+          <w:sz w:val="23"/>
+        </w:rPr>
+        <w:t>，</w:t>
+      </w:r>
+      <w:r>
+        <w:rPr>
+          <w:rFonts w:cs="Times New Roman"/>
+          <w:color w:val="000000"/>
+          <w:sz w:val="23"/>
+        </w:rPr>
+        <w:t>3150A</w:t>
+      </w:r>
+      <w:r>
+        <w:rPr>
+          <w:rFonts w:cs="Times New Roman"/>
+          <w:color w:val="000000"/>
+          <w:sz w:val="23"/>
+        </w:rPr>
+        <w:t>柜仅余</w:t>
+      </w:r>
+      <w:r>
+        <w:rPr>
+          <w:rFonts w:cs="Times New Roman"/>
+          <w:color w:val="000000"/>
+          <w:sz w:val="23"/>
+        </w:rPr>
+        <w:t>32.309A</w:t>
+      </w:r>
+      <w:r>
+        <w:rPr>
+          <w:rFonts w:cs="Times New Roman"/>
+          <w:color w:val="000000"/>
+          <w:sz w:val="23"/>
+        </w:rPr>
+        <w:t>、约</w:t>
+      </w:r>
+      <w:r>
+        <w:rPr>
+          <w:rFonts w:cs="Times New Roman"/>
+          <w:color w:val="000000"/>
+          <w:sz w:val="23"/>
+        </w:rPr>
+        <w:t>1.04%</w:t>
+      </w:r>
+      <w:r>
+        <w:rPr>
+          <w:rFonts w:cs="Times New Roman"/>
+          <w:color w:val="000000"/>
+          <w:sz w:val="23"/>
+        </w:rPr>
+        <w:t>；</w:t>
+      </w:r>
+      <w:r>
+        <w:rPr>
+          <w:rFonts w:cs="Times New Roman"/>
+          <w:color w:val="000000"/>
+          <w:sz w:val="23"/>
+        </w:rPr>
+        <w:t>10kV</w:t>
+      </w:r>
+      <w:r>
+        <w:rPr>
+          <w:rFonts w:cs="Times New Roman"/>
+          <w:color w:val="000000"/>
+          <w:sz w:val="23"/>
+        </w:rPr>
+        <w:t>进线需</w:t>
+      </w:r>
+      <w:r>
+        <w:rPr>
+          <w:rFonts w:cs="Times New Roman"/>
+          <w:color w:val="000000"/>
+          <w:sz w:val="23"/>
+        </w:rPr>
+        <w:t>1909.586A</w:t>
+      </w:r>
+      <w:r>
+        <w:rPr>
+          <w:rFonts w:cs="Times New Roman"/>
+          <w:color w:val="000000"/>
+          <w:sz w:val="23"/>
+        </w:rPr>
+        <w:t>，</w:t>
+      </w:r>
+      <w:r>
+        <w:rPr>
+          <w:rFonts w:cs="Times New Roman"/>
+          <w:color w:val="000000"/>
+          <w:sz w:val="23"/>
+        </w:rPr>
+        <w:t>2500A</w:t>
+      </w:r>
+      <w:r>
+        <w:rPr>
+          <w:rFonts w:cs="Times New Roman"/>
+          <w:color w:val="000000"/>
+          <w:sz w:val="23"/>
+        </w:rPr>
+        <w:t>柜余</w:t>
+      </w:r>
+      <w:r>
+        <w:rPr>
+          <w:rFonts w:cs="Times New Roman"/>
+          <w:color w:val="000000"/>
+          <w:sz w:val="23"/>
+        </w:rPr>
+        <w:t>590.414A</w:t>
+      </w:r>
+      <w:r>
+        <w:rPr>
+          <w:rFonts w:cs="Times New Roman"/>
+          <w:color w:val="000000"/>
+          <w:sz w:val="23"/>
+        </w:rPr>
+        <w:t>。</w:t>
       </w:r>
     </w:p>
     <w:p>
       <w:pPr>
-        <w:pStyle w:val="2"/>
-        <w:ind w:right="240"/>
-      </w:pPr>
-      <w:r>
-        <w:t xml:space="preserve">14. </w:t>
-      </w:r>
-      <w:r>
-        <w:t>为什么</w:t>
-      </w:r>
-      <w:r>
-        <w:t>220kV</w:t>
-      </w:r>
-      <w:r>
-        <w:t>配电装置选户外</w:t>
-      </w:r>
-      <w:r>
-        <w:t>AIS</w:t>
-      </w:r>
-      <w:r>
-        <w:t>？</w:t>
-      </w:r>
-    </w:p>
-    <w:p>
-      <w:pPr>
         <w:pStyle w:val="aa"/>
+        <w:keepLines/>
         <w:numPr>
           <w:ilvl w:val="0"/>
           <w:numId w:val="1"/>
@@ -3327,28 +3551,73 @@
           <w:color w:val="000000"/>
           <w:sz w:val="23"/>
         </w:rPr>
-        <w:t>本站回路数量有限、场地课程假设允许，</w:t>
-      </w:r>
-      <w:r>
-        <w:rPr>
-          <w:rFonts w:cs="Times New Roman"/>
-          <w:color w:val="000000"/>
-          <w:sz w:val="23"/>
-        </w:rPr>
-        <w:t>AIS</w:t>
-      </w:r>
-      <w:r>
-        <w:rPr>
-          <w:rFonts w:cs="Times New Roman"/>
-          <w:color w:val="000000"/>
-          <w:sz w:val="23"/>
-        </w:rPr>
-        <w:t>经济、直观且便于扩建和手绘表达。</w:t>
+        <w:t>两级室内开关柜均按受控</w:t>
+      </w:r>
+      <w:r>
+        <w:rPr>
+          <w:rFonts w:cs="Times New Roman"/>
+          <w:color w:val="000000"/>
+          <w:sz w:val="23"/>
+        </w:rPr>
+        <w:t>≤40℃</w:t>
+      </w:r>
+      <w:r>
+        <w:rPr>
+          <w:rFonts w:cs="Times New Roman"/>
+          <w:color w:val="000000"/>
+          <w:sz w:val="23"/>
+        </w:rPr>
+        <w:t>。</w:t>
+      </w:r>
+      <w:r>
+        <w:rPr>
+          <w:rFonts w:cs="Times New Roman"/>
+          <w:color w:val="000000"/>
+          <w:sz w:val="23"/>
+        </w:rPr>
+        <w:t>35kV</w:t>
+      </w:r>
+      <w:r>
+        <w:rPr>
+          <w:rFonts w:cs="Times New Roman"/>
+          <w:color w:val="000000"/>
+          <w:sz w:val="23"/>
+        </w:rPr>
+        <w:t>余量尤其小，必须依赖厂家温升确认；</w:t>
+      </w:r>
+      <w:r>
+        <w:rPr>
+          <w:rFonts w:cs="Times New Roman"/>
+          <w:color w:val="000000"/>
+          <w:sz w:val="23"/>
+        </w:rPr>
+        <w:t>10kV</w:t>
+      </w:r>
+      <w:r>
+        <w:rPr>
+          <w:rFonts w:cs="Times New Roman"/>
+          <w:color w:val="000000"/>
+          <w:sz w:val="23"/>
+        </w:rPr>
+        <w:t>虽有较大余量，精确柜型和散热条件仍需闭合。</w:t>
       </w:r>
     </w:p>
     <w:p>
       <w:pPr>
+        <w:pStyle w:val="2"/>
+        <w:ind w:right="240"/>
+      </w:pPr>
+      <w:r>
+        <w:t>14. CT/PT</w:t>
+      </w:r>
+      <w:r>
+        <w:t>为什么没有写成精确订货型号？</w:t>
+      </w:r>
+    </w:p>
+    <w:p>
+      <w:pPr>
         <w:pStyle w:val="aa"/>
+        <w:keepLines/>
         <w:numPr>
           <w:ilvl w:val="0"/>
           <w:numId w:val="1"/>
@@ -3361,32 +3630,13 @@
           <w:color w:val="000000"/>
           <w:sz w:val="23"/>
         </w:rPr>
-        <w:t>GIS</w:t>
-      </w:r>
-      <w:r>
-        <w:rPr>
-          <w:rFonts w:cs="Times New Roman"/>
-          <w:color w:val="000000"/>
-          <w:sz w:val="23"/>
-        </w:rPr>
-        <w:t>占地小、环境适应性强，但投资高且本题无紧凑场地约束。</w:t>
+        <w:t>一次安装位置和变比量级可以由持续电流确定，但准确级、芯数、暂态性能和二次负荷依赖保护、计量和电缆清册。</w:t>
       </w:r>
     </w:p>
     <w:p>
       <w:pPr>
-        <w:pStyle w:val="2"/>
-        <w:ind w:right="240"/>
-      </w:pPr>
-      <w:r>
-        <w:t xml:space="preserve">15. </w:t>
-      </w:r>
-      <w:r>
-        <w:t>图纸中的尺寸能否施工使用？</w:t>
-      </w:r>
-    </w:p>
-    <w:p>
-      <w:pPr>
         <w:pStyle w:val="aa"/>
+        <w:keepLines/>
         <w:numPr>
           <w:ilvl w:val="0"/>
           <w:numId w:val="1"/>
@@ -3399,44 +3649,31 @@
           <w:color w:val="000000"/>
           <w:sz w:val="23"/>
         </w:rPr>
-        <w:t>不能。站区</w:t>
-      </w:r>
-      <w:r>
-        <w:rPr>
-          <w:rFonts w:cs="Times New Roman"/>
-          <w:color w:val="000000"/>
-          <w:sz w:val="23"/>
-        </w:rPr>
-        <w:t>145×90m</w:t>
-      </w:r>
-      <w:r>
-        <w:rPr>
-          <w:rFonts w:cs="Times New Roman"/>
-          <w:color w:val="000000"/>
-          <w:sz w:val="23"/>
-        </w:rPr>
-        <w:t>、</w:t>
-      </w:r>
-      <w:r>
-        <w:rPr>
-          <w:rFonts w:cs="Times New Roman"/>
-          <w:color w:val="000000"/>
-          <w:sz w:val="23"/>
-        </w:rPr>
-        <w:t>14m</w:t>
-      </w:r>
-      <w:r>
-        <w:rPr>
-          <w:rFonts w:cs="Times New Roman"/>
-          <w:color w:val="000000"/>
-          <w:sz w:val="23"/>
-        </w:rPr>
-        <w:t>节距、设备轮廓和构架标高均为课程设计几何。</w:t>
+        <w:t>缺少这些输入时写精确型号会造成虚假闭环，因此本阶段只冻结配置原则。</w:t>
       </w:r>
     </w:p>
     <w:p>
       <w:pPr>
+        <w:pStyle w:val="2"/>
+        <w:ind w:right="240"/>
+      </w:pPr>
+      <w:r>
+        <w:t xml:space="preserve">15. </w:t>
+      </w:r>
+      <w:r>
+        <w:t>任务书没有逐字列避雷器和零序</w:t>
+      </w:r>
+      <w:r>
+        <w:t>CT</w:t>
+      </w:r>
+      <w:r>
+        <w:t>，为什么仍要配置？</w:t>
+      </w:r>
+    </w:p>
+    <w:p>
+      <w:pPr>
         <w:pStyle w:val="aa"/>
+        <w:keepLines/>
         <w:numPr>
           <w:ilvl w:val="0"/>
           <w:numId w:val="1"/>
@@ -3449,29 +3686,538 @@
           <w:color w:val="000000"/>
           <w:sz w:val="23"/>
         </w:rPr>
-        <w:t>净距来自课程讲义，正式工程仍须按</w:t>
-      </w:r>
-      <w:r>
-        <w:rPr>
-          <w:rFonts w:cs="Times New Roman"/>
-          <w:color w:val="000000"/>
-          <w:sz w:val="23"/>
-        </w:rPr>
-        <w:t>DL/T 5352-2018</w:t>
-      </w:r>
-      <w:r>
-        <w:rPr>
-          <w:rFonts w:cs="Times New Roman"/>
-          <w:color w:val="000000"/>
-          <w:sz w:val="23"/>
-        </w:rPr>
-        <w:t>全文、真实场址和厂家外形基础图复核。</w:t>
+        <w:t>任务书要求主要电气设备和互感器完整选择，</w:t>
+      </w:r>
+      <w:r>
+        <w:rPr>
+          <w:rFonts w:cs="Times New Roman"/>
+          <w:color w:val="000000"/>
+          <w:sz w:val="23"/>
+        </w:rPr>
+        <w:t>MOA</w:t>
+      </w:r>
+      <w:r>
+        <w:rPr>
+          <w:rFonts w:cs="Times New Roman"/>
+          <w:color w:val="000000"/>
+          <w:sz w:val="23"/>
+        </w:rPr>
+        <w:t>属于过电压保护完整性，零序</w:t>
+      </w:r>
+      <w:r>
+        <w:rPr>
+          <w:rFonts w:cs="Times New Roman"/>
+          <w:color w:val="000000"/>
+          <w:sz w:val="23"/>
+        </w:rPr>
+        <w:t>CT</w:t>
+      </w:r>
+      <w:r>
+        <w:rPr>
+          <w:rFonts w:cs="Times New Roman"/>
+          <w:color w:val="000000"/>
+          <w:sz w:val="23"/>
+        </w:rPr>
+        <w:t>属于电缆单相接地保护接口。</w:t>
       </w:r>
     </w:p>
     <w:p>
       <w:pPr>
+        <w:pStyle w:val="aa"/>
+        <w:keepLines/>
+        <w:numPr>
+          <w:ilvl w:val="0"/>
+          <w:numId w:val="1"/>
+        </w:numPr>
+        <w:ind w:left="420" w:firstLine="460"/>
+      </w:pPr>
+      <w:r>
+        <w:rPr>
+          <w:rFonts w:cs="Times New Roman"/>
+          <w:color w:val="000000"/>
+          <w:sz w:val="23"/>
+        </w:rPr>
+        <w:t>7</w:t>
+      </w:r>
+      <w:r>
+        <w:rPr>
+          <w:rFonts w:cs="Times New Roman"/>
+          <w:color w:val="000000"/>
+          <w:sz w:val="23"/>
+        </w:rPr>
+        <w:t>回</w:t>
+      </w:r>
+      <w:r>
+        <w:rPr>
+          <w:rFonts w:cs="Times New Roman"/>
+          <w:color w:val="000000"/>
+          <w:sz w:val="23"/>
+        </w:rPr>
+        <w:t>35kV</w:t>
+      </w:r>
+      <w:r>
+        <w:rPr>
+          <w:rFonts w:cs="Times New Roman"/>
+          <w:color w:val="000000"/>
+          <w:sz w:val="23"/>
+        </w:rPr>
+        <w:t>架空馈线入口配置</w:t>
+      </w:r>
+      <w:r>
+        <w:rPr>
+          <w:rFonts w:cs="Times New Roman"/>
+          <w:color w:val="000000"/>
+          <w:sz w:val="23"/>
+        </w:rPr>
+        <w:t>MOA</w:t>
+      </w:r>
+      <w:r>
+        <w:rPr>
+          <w:rFonts w:cs="Times New Roman"/>
+          <w:color w:val="000000"/>
+          <w:sz w:val="23"/>
+        </w:rPr>
+        <w:t>；</w:t>
+      </w:r>
+      <w:r>
+        <w:rPr>
+          <w:rFonts w:cs="Times New Roman"/>
+          <w:color w:val="000000"/>
+          <w:sz w:val="23"/>
+        </w:rPr>
+        <w:t>5</w:t>
+      </w:r>
+      <w:r>
+        <w:rPr>
+          <w:rFonts w:cs="Times New Roman"/>
+          <w:color w:val="000000"/>
+          <w:sz w:val="23"/>
+        </w:rPr>
+        <w:t>回</w:t>
+      </w:r>
+      <w:r>
+        <w:rPr>
+          <w:rFonts w:cs="Times New Roman"/>
+          <w:color w:val="000000"/>
+          <w:sz w:val="23"/>
+        </w:rPr>
+        <w:t>35kV</w:t>
+      </w:r>
+      <w:r>
+        <w:rPr>
+          <w:rFonts w:cs="Times New Roman"/>
+          <w:color w:val="000000"/>
+          <w:sz w:val="23"/>
+        </w:rPr>
+        <w:t>电缆和</w:t>
+      </w:r>
+      <w:r>
+        <w:rPr>
+          <w:rFonts w:cs="Times New Roman"/>
+          <w:color w:val="000000"/>
+          <w:sz w:val="23"/>
+        </w:rPr>
+        <w:t>10kV</w:t>
+      </w:r>
+      <w:r>
+        <w:rPr>
+          <w:rFonts w:cs="Times New Roman"/>
+          <w:color w:val="000000"/>
+          <w:sz w:val="23"/>
+        </w:rPr>
+        <w:t>电缆</w:t>
+      </w:r>
+      <w:r>
+        <w:rPr>
+          <w:rFonts w:cs="Times New Roman"/>
+          <w:color w:val="000000"/>
+          <w:sz w:val="23"/>
+        </w:rPr>
+        <w:t>/SVG</w:t>
+      </w:r>
+      <w:r>
+        <w:rPr>
+          <w:rFonts w:cs="Times New Roman"/>
+          <w:color w:val="000000"/>
+          <w:sz w:val="23"/>
+        </w:rPr>
+        <w:t>回路配置零序</w:t>
+      </w:r>
+      <w:r>
+        <w:rPr>
+          <w:rFonts w:cs="Times New Roman"/>
+          <w:color w:val="000000"/>
+          <w:sz w:val="23"/>
+        </w:rPr>
+        <w:t>CT</w:t>
+      </w:r>
+      <w:r>
+        <w:rPr>
+          <w:rFonts w:cs="Times New Roman"/>
+          <w:color w:val="000000"/>
+          <w:sz w:val="23"/>
+        </w:rPr>
+        <w:t>，职责与三相</w:t>
+      </w:r>
+      <w:r>
+        <w:rPr>
+          <w:rFonts w:cs="Times New Roman"/>
+          <w:color w:val="000000"/>
+          <w:sz w:val="23"/>
+        </w:rPr>
+        <w:t>CT</w:t>
+      </w:r>
+      <w:r>
+        <w:rPr>
+          <w:rFonts w:cs="Times New Roman"/>
+          <w:color w:val="000000"/>
+          <w:sz w:val="23"/>
+        </w:rPr>
+        <w:t>分开。</w:t>
+      </w:r>
+    </w:p>
+    <w:p>
+      <w:pPr>
+        <w:pStyle w:val="aa"/>
+        <w:keepLines/>
+        <w:numPr>
+          <w:ilvl w:val="0"/>
+          <w:numId w:val="1"/>
+        </w:numPr>
+        <w:ind w:left="420" w:firstLine="460"/>
+      </w:pPr>
+      <w:r>
+        <w:rPr>
+          <w:rFonts w:cs="Times New Roman"/>
+          <w:color w:val="000000"/>
+          <w:sz w:val="23"/>
+        </w:rPr>
+        <w:t>课程阶段只冻结位置和参数目标，</w:t>
+      </w:r>
+      <w:r>
+        <w:rPr>
+          <w:rFonts w:cs="Times New Roman"/>
+          <w:color w:val="000000"/>
+          <w:sz w:val="23"/>
+        </w:rPr>
+        <w:t>MOA</w:t>
+      </w:r>
+      <w:r>
+        <w:rPr>
+          <w:rFonts w:cs="Times New Roman"/>
+          <w:color w:val="000000"/>
+          <w:sz w:val="23"/>
+        </w:rPr>
+        <w:t>的</w:t>
+      </w:r>
+      <w:r>
+        <w:rPr>
+          <w:rFonts w:cs="Times New Roman"/>
+          <w:color w:val="000000"/>
+          <w:sz w:val="23"/>
+        </w:rPr>
+        <w:t>TOV/</w:t>
+      </w:r>
+      <w:r>
+        <w:rPr>
+          <w:rFonts w:cs="Times New Roman"/>
+          <w:color w:val="000000"/>
+          <w:sz w:val="23"/>
+        </w:rPr>
+        <w:t>能量及</w:t>
+      </w:r>
+      <w:r>
+        <w:rPr>
+          <w:rFonts w:cs="Times New Roman"/>
+          <w:color w:val="000000"/>
+          <w:sz w:val="23"/>
+        </w:rPr>
+        <w:t>ZCT</w:t>
+      </w:r>
+      <w:r>
+        <w:rPr>
+          <w:rFonts w:cs="Times New Roman"/>
+          <w:color w:val="000000"/>
+          <w:sz w:val="23"/>
+        </w:rPr>
+        <w:t>窗口、负担、拐点和精确型号仍待专题。</w:t>
+      </w:r>
+    </w:p>
+    <w:p>
+      <w:pPr>
+        <w:pStyle w:val="2"/>
+        <w:ind w:right="240"/>
+      </w:pPr>
+      <w:r>
+        <w:t>16. 35kV</w:t>
+      </w:r>
+      <w:r>
+        <w:t>和</w:t>
+      </w:r>
+      <w:r>
+        <w:t>10kV</w:t>
+      </w:r>
+      <w:r>
+        <w:t>母线是否已经完成动稳定校验？</w:t>
+      </w:r>
+    </w:p>
+    <w:p>
+      <w:pPr>
+        <w:pStyle w:val="aa"/>
+        <w:keepLines/>
+        <w:numPr>
+          <w:ilvl w:val="0"/>
+          <w:numId w:val="1"/>
+        </w:numPr>
+        <w:ind w:left="420" w:firstLine="460"/>
+      </w:pPr>
+      <w:r>
+        <w:rPr>
+          <w:rFonts w:cs="Times New Roman"/>
+          <w:color w:val="000000"/>
+          <w:sz w:val="23"/>
+        </w:rPr>
+        <w:t>没有笼统宣称完成。两级矩形母线当前只完成载流和</w:t>
+      </w:r>
+      <w:r>
+        <w:rPr>
+          <w:rFonts w:cs="Times New Roman"/>
+          <w:color w:val="000000"/>
+          <w:sz w:val="23"/>
+        </w:rPr>
+        <w:t>1.10s</w:t>
+      </w:r>
+      <w:r>
+        <w:rPr>
+          <w:rFonts w:cs="Times New Roman"/>
+          <w:color w:val="000000"/>
+          <w:sz w:val="23"/>
+        </w:rPr>
+        <w:t>热稳定课程预筛。</w:t>
+      </w:r>
+    </w:p>
+    <w:p>
+      <w:pPr>
+        <w:pStyle w:val="aa"/>
+        <w:keepLines/>
+        <w:numPr>
+          <w:ilvl w:val="0"/>
+          <w:numId w:val="1"/>
+        </w:numPr>
+        <w:ind w:left="420" w:firstLine="460"/>
+      </w:pPr>
+      <w:r>
+        <w:rPr>
+          <w:rFonts w:cs="Times New Roman"/>
+          <w:color w:val="000000"/>
+          <w:sz w:val="23"/>
+        </w:rPr>
+        <w:t>电动力、支撑绝缘子受力、连接金具和厂家温升仍待精确布置与厂家参数；</w:t>
+      </w:r>
+      <w:r>
+        <w:rPr>
+          <w:rFonts w:cs="Times New Roman"/>
+          <w:color w:val="000000"/>
+          <w:sz w:val="23"/>
+        </w:rPr>
+        <w:t>220kV</w:t>
+      </w:r>
+      <w:r>
+        <w:rPr>
+          <w:rFonts w:cs="Times New Roman"/>
+          <w:color w:val="000000"/>
+          <w:sz w:val="23"/>
+        </w:rPr>
+        <w:t>管母另完成了简化弯曲和电晕预筛。</w:t>
+      </w:r>
+    </w:p>
+    <w:p>
+      <w:pPr>
+        <w:pStyle w:val="2"/>
+        <w:ind w:right="240"/>
+      </w:pPr>
+      <w:r>
+        <w:t xml:space="preserve">17. </w:t>
+      </w:r>
+      <w:r>
+        <w:t>为什么</w:t>
+      </w:r>
+      <w:r>
+        <w:t>220kV</w:t>
+      </w:r>
+      <w:r>
+        <w:t>配电装置选户外</w:t>
+      </w:r>
+      <w:r>
+        <w:t>AIS</w:t>
+      </w:r>
+      <w:r>
+        <w:t>？</w:t>
+      </w:r>
+    </w:p>
+    <w:p>
+      <w:pPr>
+        <w:pStyle w:val="aa"/>
+        <w:keepLines/>
+        <w:numPr>
+          <w:ilvl w:val="0"/>
+          <w:numId w:val="1"/>
+        </w:numPr>
+        <w:ind w:left="420" w:firstLine="460"/>
+      </w:pPr>
+      <w:r>
+        <w:rPr>
+          <w:rFonts w:cs="Times New Roman"/>
+          <w:color w:val="000000"/>
+          <w:sz w:val="23"/>
+        </w:rPr>
+        <w:t>本站回路数量有限、场地课程假设允许，</w:t>
+      </w:r>
+      <w:r>
+        <w:rPr>
+          <w:rFonts w:cs="Times New Roman"/>
+          <w:color w:val="000000"/>
+          <w:sz w:val="23"/>
+        </w:rPr>
+        <w:t>AIS</w:t>
+      </w:r>
+      <w:r>
+        <w:rPr>
+          <w:rFonts w:cs="Times New Roman"/>
+          <w:color w:val="000000"/>
+          <w:sz w:val="23"/>
+        </w:rPr>
+        <w:t>经济、直观且便于扩建和手绘表达。</w:t>
+      </w:r>
+    </w:p>
+    <w:p>
+      <w:pPr>
+        <w:pStyle w:val="aa"/>
+        <w:keepLines/>
+        <w:numPr>
+          <w:ilvl w:val="0"/>
+          <w:numId w:val="1"/>
+        </w:numPr>
+        <w:ind w:left="420" w:firstLine="460"/>
+      </w:pPr>
+      <w:r>
+        <w:rPr>
+          <w:rFonts w:cs="Times New Roman"/>
+          <w:color w:val="000000"/>
+          <w:sz w:val="23"/>
+        </w:rPr>
+        <w:t>GIS</w:t>
+      </w:r>
+      <w:r>
+        <w:rPr>
+          <w:rFonts w:cs="Times New Roman"/>
+          <w:color w:val="000000"/>
+          <w:sz w:val="23"/>
+        </w:rPr>
+        <w:t>占地小、环境适应性强，但投资高且本题无紧凑场地约束。</w:t>
+      </w:r>
+    </w:p>
+    <w:p>
+      <w:pPr>
+        <w:pStyle w:val="2"/>
+        <w:ind w:right="240"/>
+      </w:pPr>
+      <w:r>
+        <w:t xml:space="preserve">18. </w:t>
+      </w:r>
+      <w:r>
+        <w:t>图纸中的尺寸能否施工使用？</w:t>
+      </w:r>
+    </w:p>
+    <w:p>
+      <w:pPr>
+        <w:pStyle w:val="aa"/>
+        <w:keepLines/>
+        <w:numPr>
+          <w:ilvl w:val="0"/>
+          <w:numId w:val="1"/>
+        </w:numPr>
+        <w:ind w:left="420" w:firstLine="460"/>
+      </w:pPr>
+      <w:r>
+        <w:rPr>
+          <w:rFonts w:cs="Times New Roman"/>
+          <w:color w:val="000000"/>
+          <w:sz w:val="23"/>
+        </w:rPr>
+        <w:t>不能。站区</w:t>
+      </w:r>
+      <w:r>
+        <w:rPr>
+          <w:rFonts w:cs="Times New Roman"/>
+          <w:color w:val="000000"/>
+          <w:sz w:val="23"/>
+        </w:rPr>
+        <w:t>145×90m</w:t>
+      </w:r>
+      <w:r>
+        <w:rPr>
+          <w:rFonts w:cs="Times New Roman"/>
+          <w:color w:val="000000"/>
+          <w:sz w:val="23"/>
+        </w:rPr>
+        <w:t>、</w:t>
+      </w:r>
+      <w:r>
+        <w:rPr>
+          <w:rFonts w:cs="Times New Roman"/>
+          <w:color w:val="000000"/>
+          <w:sz w:val="23"/>
+        </w:rPr>
+        <w:t>14m</w:t>
+      </w:r>
+      <w:r>
+        <w:rPr>
+          <w:rFonts w:cs="Times New Roman"/>
+          <w:color w:val="000000"/>
+          <w:sz w:val="23"/>
+        </w:rPr>
+        <w:t>节距、设备轮廓和构架标高均为课程设计几何。</w:t>
+      </w:r>
+    </w:p>
+    <w:p>
+      <w:pPr>
+        <w:pStyle w:val="aa"/>
+        <w:keepLines/>
+        <w:numPr>
+          <w:ilvl w:val="0"/>
+          <w:numId w:val="1"/>
+        </w:numPr>
+        <w:ind w:left="420" w:firstLine="460"/>
+      </w:pPr>
+      <w:r>
+        <w:rPr>
+          <w:rFonts w:cs="Times New Roman"/>
+          <w:color w:val="000000"/>
+          <w:sz w:val="23"/>
+        </w:rPr>
+        <w:t>净距来自课程讲义，正式工程仍须按</w:t>
+      </w:r>
+      <w:r>
+        <w:rPr>
+          <w:rFonts w:cs="Times New Roman"/>
+          <w:color w:val="000000"/>
+          <w:sz w:val="23"/>
+        </w:rPr>
+        <w:t>DL/T 5352-2018</w:t>
+      </w:r>
+      <w:r>
+        <w:rPr>
+          <w:rFonts w:cs="Times New Roman"/>
+          <w:color w:val="000000"/>
+          <w:sz w:val="23"/>
+        </w:rPr>
+        <w:t>全文、真实场址和厂家外形基础图复核。</w:t>
+      </w:r>
+    </w:p>
+    <w:p>
+      <w:pPr>
         <w:pStyle w:val="1"/>
-        <w:pageBreakBefore/>
         <w:spacing w:before="391" w:after="195"/>
       </w:pPr>
       <w:r>
@@ -3893,6 +4639,166 @@
                 <w:color w:val="000000"/>
                 <w:sz w:val="18"/>
               </w:rPr>
+              <w:t>母联合闸后两套接地源仍可同时投入</w:t>
+            </w:r>
+          </w:p>
+        </w:tc>
+        <w:tc>
+          <w:tcPr>
+            <w:tcW w:w="4592" w:type="dxa"/>
+            <w:tcMar>
+              <w:top w:w="90" w:type="dxa"/>
+              <w:left w:w="110" w:type="dxa"/>
+              <w:bottom w:w="90" w:type="dxa"/>
+              <w:right w:w="110" w:type="dxa"/>
+            </w:tcMar>
+            <w:vAlign w:val="center"/>
+          </w:tcPr>
+          <w:p>
+            <w:pPr>
+              <w:spacing w:line="240" w:lineRule="auto"/>
+              <w:ind w:firstLine="360"/>
+              <w:jc w:val="center"/>
+            </w:pPr>
+            <w:r>
+              <w:rPr>
+                <w:rFonts w:cs="Times New Roman"/>
+                <w:color w:val="000000"/>
+                <w:sz w:val="18"/>
+              </w:rPr>
+              <w:t>合母联前退出受电</w:t>
+            </w:r>
+            <w:r>
+              <w:rPr>
+                <w:rFonts w:cs="Times New Roman"/>
+                <w:color w:val="000000"/>
+                <w:sz w:val="18"/>
+              </w:rPr>
+              <w:t>/</w:t>
+            </w:r>
+            <w:r>
+              <w:rPr>
+                <w:rFonts w:cs="Times New Roman"/>
+                <w:color w:val="000000"/>
+                <w:sz w:val="18"/>
+              </w:rPr>
+              <w:t>故障段接地源，仅保留健康侧</w:t>
+            </w:r>
+            <w:r>
+              <w:rPr>
+                <w:rFonts w:cs="Times New Roman"/>
+                <w:color w:val="000000"/>
+                <w:sz w:val="18"/>
+              </w:rPr>
+              <w:t>1</w:t>
+            </w:r>
+            <w:r>
+              <w:rPr>
+                <w:rFonts w:cs="Times New Roman"/>
+                <w:color w:val="000000"/>
+                <w:sz w:val="18"/>
+              </w:rPr>
+              <w:t>套</w:t>
+            </w:r>
+          </w:p>
+        </w:tc>
+      </w:tr>
+      <w:tr>
+        <w:trPr>
+          <w:cantSplit/>
+          <w:jc w:val="center"/>
+        </w:trPr>
+        <w:tc>
+          <w:tcPr>
+            <w:tcW w:w="4195" w:type="dxa"/>
+            <w:tcMar>
+              <w:top w:w="90" w:type="dxa"/>
+              <w:left w:w="110" w:type="dxa"/>
+              <w:bottom w:w="90" w:type="dxa"/>
+              <w:right w:w="110" w:type="dxa"/>
+            </w:tcMar>
+            <w:vAlign w:val="center"/>
+          </w:tcPr>
+          <w:p>
+            <w:pPr>
+              <w:spacing w:line="240" w:lineRule="auto"/>
+              <w:ind w:firstLine="360"/>
+              <w:jc w:val="left"/>
+            </w:pPr>
+            <w:r>
+              <w:rPr>
+                <w:rFonts w:cs="Times New Roman"/>
+                <w:color w:val="000000"/>
+                <w:sz w:val="18"/>
+              </w:rPr>
+              <w:t>35/10kV</w:t>
+            </w:r>
+            <w:r>
+              <w:rPr>
+                <w:rFonts w:cs="Times New Roman"/>
+                <w:color w:val="000000"/>
+                <w:sz w:val="18"/>
+              </w:rPr>
+              <w:t>母线机械动稳定已全部完成</w:t>
+            </w:r>
+          </w:p>
+        </w:tc>
+        <w:tc>
+          <w:tcPr>
+            <w:tcW w:w="4592" w:type="dxa"/>
+            <w:tcMar>
+              <w:top w:w="90" w:type="dxa"/>
+              <w:left w:w="110" w:type="dxa"/>
+              <w:bottom w:w="90" w:type="dxa"/>
+              <w:right w:w="110" w:type="dxa"/>
+            </w:tcMar>
+            <w:vAlign w:val="center"/>
+          </w:tcPr>
+          <w:p>
+            <w:pPr>
+              <w:spacing w:line="240" w:lineRule="auto"/>
+              <w:ind w:firstLine="360"/>
+              <w:jc w:val="center"/>
+            </w:pPr>
+            <w:r>
+              <w:rPr>
+                <w:rFonts w:cs="Times New Roman"/>
+                <w:color w:val="000000"/>
+                <w:sz w:val="18"/>
+              </w:rPr>
+              <w:t>当前只完成载流和热稳；电动力与支撑机械待复核</w:t>
+            </w:r>
+          </w:p>
+        </w:tc>
+      </w:tr>
+      <w:tr>
+        <w:trPr>
+          <w:cantSplit/>
+          <w:jc w:val="center"/>
+        </w:trPr>
+        <w:tc>
+          <w:tcPr>
+            <w:tcW w:w="4195" w:type="dxa"/>
+            <w:tcMar>
+              <w:top w:w="90" w:type="dxa"/>
+              <w:left w:w="110" w:type="dxa"/>
+              <w:bottom w:w="90" w:type="dxa"/>
+              <w:right w:w="110" w:type="dxa"/>
+            </w:tcMar>
+            <w:vAlign w:val="center"/>
+          </w:tcPr>
+          <w:p>
+            <w:pPr>
+              <w:spacing w:line="240" w:lineRule="auto"/>
+              <w:ind w:firstLine="360"/>
+              <w:jc w:val="left"/>
+            </w:pPr>
+            <w:r>
+              <w:rPr>
+                <w:rFonts w:cs="Times New Roman"/>
+                <w:color w:val="000000"/>
+                <w:sz w:val="18"/>
+              </w:rPr>
               <w:t>CT/PT</w:t>
             </w:r>
             <w:r>
@@ -3928,7 +4834,23 @@
                 <w:color w:val="000000"/>
                 <w:sz w:val="18"/>
               </w:rPr>
-              <w:t>配置原则和变比量级已提出，二次参数等待保护计量清册</w:t>
+              <w:t>一次变比、芯级</w:t>
+            </w:r>
+            <w:r>
+              <w:rPr>
+                <w:rFonts w:cs="Times New Roman"/>
+                <w:color w:val="000000"/>
+                <w:sz w:val="18"/>
+              </w:rPr>
+              <w:t>/</w:t>
+            </w:r>
+            <w:r>
+              <w:rPr>
+                <w:rFonts w:cs="Times New Roman"/>
+                <w:color w:val="000000"/>
+                <w:sz w:val="18"/>
+              </w:rPr>
+              <w:t>准确级目标已冻结；二次负担、暂态性能和最终型号等待保护计量清册</w:t>
             </w:r>
           </w:p>
         </w:tc>
@@ -5248,23 +6170,6 @@
     </w:lvl>
   </w:abstractNum>
   <w:abstractNum w:abstractNumId="12" w15:restartNumberingAfterBreak="0">
-    <w:nsid w:val="40523E51"/>
-    <w:multiLevelType w:val="singleLevel"/>
-    <w:tmpl w:val="DEF01F04"/>
-    <w:lvl w:ilvl="0">
-      <w:start w:val="1"/>
-      <w:numFmt w:val="bullet"/>
-      <w:lvlText w:val="•"/>
-      <w:lvlJc w:val="left"/>
-      <w:pPr>
-        <w:tabs>
-          <w:tab w:val="num" w:pos="420"/>
-        </w:tabs>
-        <w:ind w:left="720" w:hanging="300"/>
-      </w:pPr>
-    </w:lvl>
-  </w:abstractNum>
-  <w:abstractNum w:abstractNumId="13" w15:restartNumberingAfterBreak="0">
     <w:nsid w:val="41010473"/>
     <w:multiLevelType w:val="hybridMultilevel"/>
     <w:tmpl w:val="F5EA9E1C"/>
@@ -5353,7 +6258,7 @@
       </w:pPr>
     </w:lvl>
   </w:abstractNum>
-  <w:abstractNum w:abstractNumId="14" w15:restartNumberingAfterBreak="0">
+  <w:abstractNum w:abstractNumId="13" w15:restartNumberingAfterBreak="0">
     <w:nsid w:val="4BE2500B"/>
     <w:multiLevelType w:val="multilevel"/>
     <w:tmpl w:val="0409001D"/>
@@ -5439,7 +6344,7 @@
       </w:pPr>
     </w:lvl>
   </w:abstractNum>
-  <w:abstractNum w:abstractNumId="15" w15:restartNumberingAfterBreak="0">
+  <w:abstractNum w:abstractNumId="14" w15:restartNumberingAfterBreak="0">
     <w:nsid w:val="4DC37740"/>
     <w:multiLevelType w:val="hybridMultilevel"/>
     <w:tmpl w:val="6888BD9E"/>
@@ -5528,7 +6433,7 @@
       </w:pPr>
     </w:lvl>
   </w:abstractNum>
-  <w:abstractNum w:abstractNumId="16" w15:restartNumberingAfterBreak="0">
+  <w:abstractNum w:abstractNumId="15" w15:restartNumberingAfterBreak="0">
     <w:nsid w:val="58805CE9"/>
     <w:multiLevelType w:val="hybridMultilevel"/>
     <w:tmpl w:val="AC2EE11A"/>
@@ -5617,7 +6522,7 @@
       </w:pPr>
     </w:lvl>
   </w:abstractNum>
-  <w:abstractNum w:abstractNumId="17" w15:restartNumberingAfterBreak="0">
+  <w:abstractNum w:abstractNumId="16" w15:restartNumberingAfterBreak="0">
     <w:nsid w:val="602E2132"/>
     <w:multiLevelType w:val="hybridMultilevel"/>
     <w:tmpl w:val="9EE4199A"/>
@@ -5706,7 +6611,7 @@
       </w:pPr>
     </w:lvl>
   </w:abstractNum>
-  <w:abstractNum w:abstractNumId="18" w15:restartNumberingAfterBreak="0">
+  <w:abstractNum w:abstractNumId="17" w15:restartNumberingAfterBreak="0">
     <w:nsid w:val="66C60ACE"/>
     <w:multiLevelType w:val="hybridMultilevel"/>
     <w:tmpl w:val="8512A3DA"/>
@@ -5795,7 +6700,7 @@
       </w:pPr>
     </w:lvl>
   </w:abstractNum>
-  <w:abstractNum w:abstractNumId="19" w15:restartNumberingAfterBreak="0">
+  <w:abstractNum w:abstractNumId="18" w15:restartNumberingAfterBreak="0">
     <w:nsid w:val="67BE2E3B"/>
     <w:multiLevelType w:val="hybridMultilevel"/>
     <w:tmpl w:val="DE8E8322"/>
@@ -5884,7 +6789,7 @@
       </w:pPr>
     </w:lvl>
   </w:abstractNum>
-  <w:abstractNum w:abstractNumId="20" w15:restartNumberingAfterBreak="0">
+  <w:abstractNum w:abstractNumId="19" w15:restartNumberingAfterBreak="0">
     <w:nsid w:val="6C722FFD"/>
     <w:multiLevelType w:val="hybridMultilevel"/>
     <w:tmpl w:val="7FD20224"/>
@@ -5973,7 +6878,7 @@
       </w:pPr>
     </w:lvl>
   </w:abstractNum>
-  <w:abstractNum w:abstractNumId="21" w15:restartNumberingAfterBreak="0">
+  <w:abstractNum w:abstractNumId="20" w15:restartNumberingAfterBreak="0">
     <w:nsid w:val="6D8A1864"/>
     <w:multiLevelType w:val="singleLevel"/>
     <w:tmpl w:val="6D8A1864"/>
@@ -5985,6 +6890,23 @@
       <w:lvlJc w:val="left"/>
     </w:lvl>
   </w:abstractNum>
+  <w:abstractNum w:abstractNumId="21" w15:restartNumberingAfterBreak="0">
+    <w:nsid w:val="6EEF2723"/>
+    <w:multiLevelType w:val="singleLevel"/>
+    <w:tmpl w:val="5D223C9A"/>
+    <w:lvl w:ilvl="0">
+      <w:start w:val="1"/>
+      <w:numFmt w:val="bullet"/>
+      <w:lvlText w:val="•"/>
+      <w:lvlJc w:val="left"/>
+      <w:pPr>
+        <w:tabs>
+          <w:tab w:val="num" w:pos="420"/>
+        </w:tabs>
+        <w:ind w:left="720" w:hanging="300"/>
+      </w:pPr>
+    </w:lvl>
+  </w:abstractNum>
   <w:abstractNum w:abstractNumId="22" w15:restartNumberingAfterBreak="0">
     <w:nsid w:val="70360627"/>
     <w:multiLevelType w:val="hybridMultilevel"/>
@@ -6252,8 +7174,8 @@
       </w:pPr>
     </w:lvl>
   </w:abstractNum>
-  <w:num w:numId="1" w16cid:durableId="829442829">
-    <w:abstractNumId w:val="12"/>
+  <w:num w:numId="1" w16cid:durableId="911083817">
+    <w:abstractNumId w:val="21"/>
   </w:num>
   <w:numIdMacAtCleanup w:val="15"/>
 </w:numbering>
@@ -7091,7 +8013,7 @@
     <w:qFormat/>
     <w:rsid w:val="008C7A00"/>
     <w:pPr>
-      <w:spacing w:after="20" w:line="240" w:lineRule="auto"/>
+      <w:spacing w:line="240" w:lineRule="auto"/>
       <w:ind w:firstLineChars="0" w:firstLine="0"/>
       <w:jc w:val="left"/>
     </w:pPr>
@@ -7112,7 +8034,7 @@
     <w:qFormat/>
     <w:rsid w:val="00AE65A3"/>
     <w:pPr>
-      <w:spacing w:after="20" w:line="240" w:lineRule="auto"/>
+      <w:spacing w:line="240" w:lineRule="auto"/>
       <w:ind w:leftChars="200" w:left="369" w:firstLineChars="0" w:firstLine="0"/>
     </w:pPr>
     <w:rPr>
@@ -7135,7 +8057,7 @@
       <w:tabs>
         <w:tab w:val="right" w:leader="dot" w:pos="8296"/>
       </w:tabs>
-      <w:spacing w:after="20" w:line="240" w:lineRule="auto"/>
+      <w:spacing w:line="240" w:lineRule="auto"/>
       <w:ind w:left="737" w:firstLineChars="0" w:firstLine="0"/>
       <w:jc w:val="right"/>
     </w:pPr>
